--- a/32SP Systemy projektuvannja/3/KNT-122_Onyshchenko_Variant-19_PR3.docx
+++ b/32SP Systemy projektuvannja/3/KNT-122_Onyshchenko_Variant-19_PR3.docx
@@ -181,7 +181,7 @@
         <w:rPr>
           <w:lang w:val="en-US"/>
         </w:rPr>
-        <w:t>2</w:t>
+        <w:t>3</w:t>
       </w:r>
     </w:p>
     <w:p>
@@ -434,7 +434,7 @@
       </w:pPr>
       <w:r>
         <w:rPr/>
-        <w:t xml:space="preserve">Мета </w:t>
+        <w:t>Мета</w:t>
       </w:r>
     </w:p>
     <w:p>
@@ -443,75 +443,45 @@
         <w:rPr/>
       </w:pPr>
       <w:r>
-        <w:rPr/>
-      </w:r>
-    </w:p>
-    <w:p>
-      <w:pPr>
-        <w:pStyle w:val="P1"/>
-        <w:rPr/>
-      </w:pPr>
-      <w:r>
-        <w:rPr/>
-        <w:t>На прикладі запропонованого елемента навчитися:</w:t>
-      </w:r>
-    </w:p>
-    <w:p>
-      <w:pPr>
-        <w:pStyle w:val="P1"/>
-        <w:numPr>
-          <w:ilvl w:val="0"/>
-          <w:numId w:val="1"/>
-        </w:numPr>
-        <w:rPr/>
-      </w:pPr>
-      <w:r>
-        <w:rPr/>
-        <w:t xml:space="preserve">Працювати в середовищі </w:t>
+        <w:rPr>
+          <w:b w:val="false"/>
+          <w:i w:val="false"/>
+          <w:caps w:val="false"/>
+          <w:smallCaps w:val="false"/>
+          <w:spacing w:val="0"/>
+        </w:rPr>
+        <w:t>В</w:t>
+      </w:r>
+      <w:r>
+        <w:rPr>
+          <w:b w:val="false"/>
+          <w:i w:val="false"/>
+          <w:caps w:val="false"/>
+          <w:smallCaps w:val="false"/>
+          <w:spacing w:val="0"/>
+        </w:rPr>
+        <w:t>ивчити основні прийоми створення панелей інструментів та модифікації меню в середовищ</w:t>
+      </w:r>
+      <w:r>
+        <w:rPr>
+          <w:b w:val="false"/>
+          <w:i w:val="false"/>
+          <w:caps w:val="false"/>
+          <w:smallCaps w:val="false"/>
+          <w:spacing w:val="0"/>
+          <w:lang w:val="uk-UA"/>
+        </w:rPr>
+        <w:t>і</w:t>
+      </w:r>
+      <w:r>
+        <w:rPr/>
+        <w:t xml:space="preserve"> </w:t>
       </w:r>
       <w:r>
         <w:rPr>
           <w:lang w:val="en-US"/>
         </w:rPr>
-        <w:t xml:space="preserve">AutoCAD </w:t>
-      </w:r>
-      <w:r>
-        <w:rPr/>
-        <w:t>у командному режимі;</w:t>
-      </w:r>
-    </w:p>
-    <w:p>
-      <w:pPr>
-        <w:pStyle w:val="P1"/>
-        <w:numPr>
-          <w:ilvl w:val="0"/>
-          <w:numId w:val="1"/>
-        </w:numPr>
-        <w:rPr/>
-      </w:pPr>
-      <w:r>
-        <w:rPr/>
-        <w:t>Створювати пакетні файли команд (скрипти);</w:t>
-      </w:r>
-    </w:p>
-    <w:p>
-      <w:pPr>
-        <w:pStyle w:val="P1"/>
-        <w:numPr>
-          <w:ilvl w:val="0"/>
-          <w:numId w:val="1"/>
-        </w:numPr>
-        <w:rPr/>
-      </w:pPr>
-      <w:r>
-        <w:rPr/>
-        <w:t xml:space="preserve">Програмно формувати кресленики за допомогою засобів мови </w:t>
-      </w:r>
-      <w:r>
-        <w:rPr>
-          <w:lang w:val="en-US"/>
-        </w:rPr>
-        <w:t>AutoLISP.</w:t>
+        <w:t>AutoCAD.</w:t>
       </w:r>
     </w:p>
     <w:p>
@@ -661,7 +631,6 @@
       </w:pPr>
       <w:r>
         <w:rPr>
-          <w:rFonts w:ascii="Courier New" w:hAnsi="Courier New"/>
           <w:color w:val="auto"/>
         </w:rPr>
         <w:t>(defun MainStyle ()</w:t>
@@ -677,14 +646,12 @@
       </w:pPr>
       <w:r>
         <w:rPr>
-          <w:rFonts w:ascii="Courier New" w:hAnsi="Courier New"/>
-          <w:color w:val="auto"/>
-        </w:rPr>
-        <w:t xml:space="preserve">  </w:t>
-      </w:r>
-      <w:r>
-        <w:rPr>
-          <w:rFonts w:ascii="Courier New" w:hAnsi="Courier New"/>
+          <w:color w:val="auto"/>
+        </w:rPr>
+        <w:t xml:space="preserve">  </w:t>
+      </w:r>
+      <w:r>
+        <w:rPr>
           <w:b w:val="false"/>
           <w:color w:val="auto"/>
           <w:sz w:val="21"/>
@@ -702,7 +669,6 @@
       </w:pPr>
       <w:r>
         <w:rPr>
-          <w:rFonts w:ascii="Courier New" w:hAnsi="Courier New"/>
           <w:color w:val="auto"/>
         </w:rPr>
         <w:t>)</w:t>
@@ -718,22 +684,20 @@
       </w:pPr>
       <w:r>
         <w:rPr>
-          <w:rFonts w:ascii="Courier New" w:hAnsi="Courier New"/>
-          <w:color w:val="auto"/>
-        </w:rPr>
-      </w:r>
-    </w:p>
-    <w:p>
-      <w:pPr>
-        <w:pStyle w:val="Code"/>
-        <w:rPr>
-          <w:rFonts w:ascii="Courier New" w:hAnsi="Courier New"/>
-          <w:color w:val="auto"/>
-        </w:rPr>
-      </w:pPr>
-      <w:r>
-        <w:rPr>
-          <w:rFonts w:ascii="Courier New" w:hAnsi="Courier New"/>
+          <w:color w:val="auto"/>
+        </w:rPr>
+      </w:r>
+    </w:p>
+    <w:p>
+      <w:pPr>
+        <w:pStyle w:val="Code"/>
+        <w:rPr>
+          <w:rFonts w:ascii="Courier New" w:hAnsi="Courier New"/>
+          <w:color w:val="auto"/>
+        </w:rPr>
+      </w:pPr>
+      <w:r>
+        <w:rPr>
           <w:color w:val="auto"/>
         </w:rPr>
         <w:t>(defun AxisStyle ()</w:t>
@@ -749,14 +713,12 @@
       </w:pPr>
       <w:r>
         <w:rPr>
-          <w:rFonts w:ascii="Courier New" w:hAnsi="Courier New"/>
-          <w:color w:val="auto"/>
-        </w:rPr>
-        <w:t xml:space="preserve">  </w:t>
-      </w:r>
-      <w:r>
-        <w:rPr>
-          <w:rFonts w:ascii="Courier New" w:hAnsi="Courier New"/>
+          <w:color w:val="auto"/>
+        </w:rPr>
+        <w:t xml:space="preserve">  </w:t>
+      </w:r>
+      <w:r>
+        <w:rPr>
           <w:b w:val="false"/>
           <w:color w:val="auto"/>
           <w:sz w:val="21"/>
@@ -774,7 +736,6 @@
       </w:pPr>
       <w:r>
         <w:rPr>
-          <w:rFonts w:ascii="Courier New" w:hAnsi="Courier New"/>
           <w:color w:val="auto"/>
         </w:rPr>
         <w:t>)</w:t>
@@ -790,22 +751,20 @@
       </w:pPr>
       <w:r>
         <w:rPr>
-          <w:rFonts w:ascii="Courier New" w:hAnsi="Courier New"/>
-          <w:color w:val="auto"/>
-        </w:rPr>
-      </w:r>
-    </w:p>
-    <w:p>
-      <w:pPr>
-        <w:pStyle w:val="Code"/>
-        <w:rPr>
-          <w:rFonts w:ascii="Courier New" w:hAnsi="Courier New"/>
-          <w:color w:val="auto"/>
-        </w:rPr>
-      </w:pPr>
-      <w:r>
-        <w:rPr>
-          <w:rFonts w:ascii="Courier New" w:hAnsi="Courier New"/>
+          <w:color w:val="auto"/>
+        </w:rPr>
+      </w:r>
+    </w:p>
+    <w:p>
+      <w:pPr>
+        <w:pStyle w:val="Code"/>
+        <w:rPr>
+          <w:rFonts w:ascii="Courier New" w:hAnsi="Courier New"/>
+          <w:color w:val="auto"/>
+        </w:rPr>
+      </w:pPr>
+      <w:r>
+        <w:rPr>
           <w:color w:val="auto"/>
         </w:rPr>
         <w:t>(defun SizeStyle ()</w:t>
@@ -821,14 +780,12 @@
       </w:pPr>
       <w:r>
         <w:rPr>
-          <w:rFonts w:ascii="Courier New" w:hAnsi="Courier New"/>
-          <w:color w:val="auto"/>
-        </w:rPr>
-        <w:t xml:space="preserve">  </w:t>
-      </w:r>
-      <w:r>
-        <w:rPr>
-          <w:rFonts w:ascii="Courier New" w:hAnsi="Courier New"/>
+          <w:color w:val="auto"/>
+        </w:rPr>
+        <w:t xml:space="preserve">  </w:t>
+      </w:r>
+      <w:r>
+        <w:rPr>
           <w:b w:val="false"/>
           <w:color w:val="auto"/>
           <w:sz w:val="21"/>
@@ -846,7 +803,6 @@
       </w:pPr>
       <w:r>
         <w:rPr>
-          <w:rFonts w:ascii="Courier New" w:hAnsi="Courier New"/>
           <w:color w:val="auto"/>
         </w:rPr>
         <w:t>)</w:t>
@@ -862,22 +818,20 @@
       </w:pPr>
       <w:r>
         <w:rPr>
-          <w:rFonts w:ascii="Courier New" w:hAnsi="Courier New"/>
-          <w:color w:val="auto"/>
-        </w:rPr>
-      </w:r>
-    </w:p>
-    <w:p>
-      <w:pPr>
-        <w:pStyle w:val="Code"/>
-        <w:rPr>
-          <w:rFonts w:ascii="Courier New" w:hAnsi="Courier New"/>
-          <w:color w:val="auto"/>
-        </w:rPr>
-      </w:pPr>
-      <w:r>
-        <w:rPr>
-          <w:rFonts w:ascii="Courier New" w:hAnsi="Courier New"/>
+          <w:color w:val="auto"/>
+        </w:rPr>
+      </w:r>
+    </w:p>
+    <w:p>
+      <w:pPr>
+        <w:pStyle w:val="Code"/>
+        <w:rPr>
+          <w:rFonts w:ascii="Courier New" w:hAnsi="Courier New"/>
+          <w:color w:val="auto"/>
+        </w:rPr>
+      </w:pPr>
+      <w:r>
+        <w:rPr>
           <w:color w:val="auto"/>
         </w:rPr>
         <w:t>(defun c:gasket ()</w:t>
@@ -893,14 +847,12 @@
       </w:pPr>
       <w:r>
         <w:rPr>
-          <w:rFonts w:ascii="Courier New" w:hAnsi="Courier New"/>
-          <w:color w:val="auto"/>
-        </w:rPr>
-        <w:t xml:space="preserve">  </w:t>
-      </w:r>
-      <w:r>
-        <w:rPr>
-          <w:rFonts w:ascii="Courier New" w:hAnsi="Courier New"/>
+          <w:color w:val="auto"/>
+        </w:rPr>
+        <w:t xml:space="preserve">  </w:t>
+      </w:r>
+      <w:r>
+        <w:rPr>
           <w:b w:val="false"/>
           <w:color w:val="auto"/>
           <w:sz w:val="21"/>
@@ -918,14 +870,12 @@
       </w:pPr>
       <w:r>
         <w:rPr>
-          <w:rFonts w:ascii="Courier New" w:hAnsi="Courier New"/>
-          <w:color w:val="auto"/>
-        </w:rPr>
-        <w:t xml:space="preserve">  </w:t>
-      </w:r>
-      <w:r>
-        <w:rPr>
-          <w:rFonts w:ascii="Courier New" w:hAnsi="Courier New"/>
+          <w:color w:val="auto"/>
+        </w:rPr>
+        <w:t xml:space="preserve">  </w:t>
+      </w:r>
+      <w:r>
+        <w:rPr>
           <w:b w:val="false"/>
           <w:color w:val="auto"/>
           <w:sz w:val="21"/>
@@ -943,14 +893,12 @@
       </w:pPr>
       <w:r>
         <w:rPr>
-          <w:rFonts w:ascii="Courier New" w:hAnsi="Courier New"/>
-          <w:color w:val="auto"/>
-        </w:rPr>
-        <w:t xml:space="preserve">  </w:t>
-      </w:r>
-      <w:r>
-        <w:rPr>
-          <w:rFonts w:ascii="Courier New" w:hAnsi="Courier New"/>
+          <w:color w:val="auto"/>
+        </w:rPr>
+        <w:t xml:space="preserve">  </w:t>
+      </w:r>
+      <w:r>
+        <w:rPr>
           <w:b w:val="false"/>
           <w:color w:val="auto"/>
           <w:sz w:val="21"/>
@@ -968,14 +916,12 @@
       </w:pPr>
       <w:r>
         <w:rPr>
-          <w:rFonts w:ascii="Courier New" w:hAnsi="Courier New"/>
-          <w:color w:val="auto"/>
-        </w:rPr>
-        <w:t xml:space="preserve">  </w:t>
-      </w:r>
-      <w:r>
-        <w:rPr>
-          <w:rFonts w:ascii="Courier New" w:hAnsi="Courier New"/>
+          <w:color w:val="auto"/>
+        </w:rPr>
+        <w:t xml:space="preserve">  </w:t>
+      </w:r>
+      <w:r>
+        <w:rPr>
           <w:b w:val="false"/>
           <w:color w:val="auto"/>
           <w:sz w:val="21"/>
@@ -993,14 +939,12 @@
       </w:pPr>
       <w:r>
         <w:rPr>
-          <w:rFonts w:ascii="Courier New" w:hAnsi="Courier New"/>
-          <w:color w:val="auto"/>
-        </w:rPr>
-        <w:t xml:space="preserve">  </w:t>
-      </w:r>
-      <w:r>
-        <w:rPr>
-          <w:rFonts w:ascii="Courier New" w:hAnsi="Courier New"/>
+          <w:color w:val="auto"/>
+        </w:rPr>
+        <w:t xml:space="preserve">  </w:t>
+      </w:r>
+      <w:r>
+        <w:rPr>
           <w:b w:val="false"/>
           <w:color w:val="auto"/>
           <w:sz w:val="21"/>
@@ -1018,14 +962,12 @@
       </w:pPr>
       <w:r>
         <w:rPr>
-          <w:rFonts w:ascii="Courier New" w:hAnsi="Courier New"/>
-          <w:color w:val="auto"/>
-        </w:rPr>
-        <w:t xml:space="preserve">  </w:t>
-      </w:r>
-      <w:r>
-        <w:rPr>
-          <w:rFonts w:ascii="Courier New" w:hAnsi="Courier New"/>
+          <w:color w:val="auto"/>
+        </w:rPr>
+        <w:t xml:space="preserve">  </w:t>
+      </w:r>
+      <w:r>
+        <w:rPr>
           <w:b w:val="false"/>
           <w:color w:val="auto"/>
           <w:sz w:val="21"/>
@@ -1043,14 +985,12 @@
       </w:pPr>
       <w:r>
         <w:rPr>
-          <w:rFonts w:ascii="Courier New" w:hAnsi="Courier New"/>
-          <w:color w:val="auto"/>
-        </w:rPr>
-        <w:t xml:space="preserve">  </w:t>
-      </w:r>
-      <w:r>
-        <w:rPr>
-          <w:rFonts w:ascii="Courier New" w:hAnsi="Courier New"/>
+          <w:color w:val="auto"/>
+        </w:rPr>
+        <w:t xml:space="preserve">  </w:t>
+      </w:r>
+      <w:r>
+        <w:rPr>
           <w:b w:val="false"/>
           <w:color w:val="auto"/>
           <w:sz w:val="21"/>
@@ -1068,14 +1008,12 @@
       </w:pPr>
       <w:r>
         <w:rPr>
-          <w:rFonts w:ascii="Courier New" w:hAnsi="Courier New"/>
-          <w:color w:val="auto"/>
-        </w:rPr>
-        <w:t xml:space="preserve">  </w:t>
-      </w:r>
-      <w:r>
-        <w:rPr>
-          <w:rFonts w:ascii="Courier New" w:hAnsi="Courier New"/>
+          <w:color w:val="auto"/>
+        </w:rPr>
+        <w:t xml:space="preserve">  </w:t>
+      </w:r>
+      <w:r>
+        <w:rPr>
           <w:b w:val="false"/>
           <w:color w:val="auto"/>
           <w:sz w:val="21"/>
@@ -1093,14 +1031,12 @@
       </w:pPr>
       <w:r>
         <w:rPr>
-          <w:rFonts w:ascii="Courier New" w:hAnsi="Courier New"/>
-          <w:color w:val="auto"/>
-        </w:rPr>
-        <w:t xml:space="preserve">  </w:t>
-      </w:r>
-      <w:r>
-        <w:rPr>
-          <w:rFonts w:ascii="Courier New" w:hAnsi="Courier New"/>
+          <w:color w:val="auto"/>
+        </w:rPr>
+        <w:t xml:space="preserve">  </w:t>
+      </w:r>
+      <w:r>
+        <w:rPr>
           <w:b w:val="false"/>
           <w:color w:val="auto"/>
           <w:sz w:val="21"/>
@@ -1118,14 +1054,12 @@
       </w:pPr>
       <w:r>
         <w:rPr>
-          <w:rFonts w:ascii="Courier New" w:hAnsi="Courier New"/>
-          <w:color w:val="auto"/>
-        </w:rPr>
-        <w:t xml:space="preserve">  </w:t>
-      </w:r>
-      <w:r>
-        <w:rPr>
-          <w:rFonts w:ascii="Courier New" w:hAnsi="Courier New"/>
+          <w:color w:val="auto"/>
+        </w:rPr>
+        <w:t xml:space="preserve">  </w:t>
+      </w:r>
+      <w:r>
+        <w:rPr>
           <w:b w:val="false"/>
           <w:color w:val="auto"/>
           <w:sz w:val="21"/>
@@ -1143,14 +1077,12 @@
       </w:pPr>
       <w:r>
         <w:rPr>
-          <w:rFonts w:ascii="Courier New" w:hAnsi="Courier New"/>
-          <w:color w:val="auto"/>
-        </w:rPr>
-        <w:t xml:space="preserve">  </w:t>
-      </w:r>
-      <w:r>
-        <w:rPr>
-          <w:rFonts w:ascii="Courier New" w:hAnsi="Courier New"/>
+          <w:color w:val="auto"/>
+        </w:rPr>
+        <w:t xml:space="preserve">  </w:t>
+      </w:r>
+      <w:r>
+        <w:rPr>
           <w:b w:val="false"/>
           <w:color w:val="auto"/>
           <w:sz w:val="21"/>
@@ -1168,14 +1100,12 @@
       </w:pPr>
       <w:r>
         <w:rPr>
-          <w:rFonts w:ascii="Courier New" w:hAnsi="Courier New"/>
-          <w:color w:val="auto"/>
-        </w:rPr>
-        <w:t xml:space="preserve">  </w:t>
-      </w:r>
-      <w:r>
-        <w:rPr>
-          <w:rFonts w:ascii="Courier New" w:hAnsi="Courier New"/>
+          <w:color w:val="auto"/>
+        </w:rPr>
+        <w:t xml:space="preserve">  </w:t>
+      </w:r>
+      <w:r>
+        <w:rPr>
           <w:b w:val="false"/>
           <w:color w:val="auto"/>
           <w:sz w:val="21"/>
@@ -1193,14 +1123,12 @@
       </w:pPr>
       <w:r>
         <w:rPr>
-          <w:rFonts w:ascii="Courier New" w:hAnsi="Courier New"/>
-          <w:color w:val="auto"/>
-        </w:rPr>
-        <w:t xml:space="preserve">  </w:t>
-      </w:r>
-      <w:r>
-        <w:rPr>
-          <w:rFonts w:ascii="Courier New" w:hAnsi="Courier New"/>
+          <w:color w:val="auto"/>
+        </w:rPr>
+        <w:t xml:space="preserve">  </w:t>
+      </w:r>
+      <w:r>
+        <w:rPr>
           <w:b w:val="false"/>
           <w:color w:val="auto"/>
           <w:sz w:val="21"/>
@@ -1218,14 +1146,12 @@
       </w:pPr>
       <w:r>
         <w:rPr>
-          <w:rFonts w:ascii="Courier New" w:hAnsi="Courier New"/>
-          <w:color w:val="auto"/>
-        </w:rPr>
-        <w:t xml:space="preserve">  </w:t>
-      </w:r>
-      <w:r>
-        <w:rPr>
-          <w:rFonts w:ascii="Courier New" w:hAnsi="Courier New"/>
+          <w:color w:val="auto"/>
+        </w:rPr>
+        <w:t xml:space="preserve">  </w:t>
+      </w:r>
+      <w:r>
+        <w:rPr>
           <w:b w:val="false"/>
           <w:color w:val="auto"/>
           <w:sz w:val="21"/>
@@ -1243,14 +1169,12 @@
       </w:pPr>
       <w:r>
         <w:rPr>
-          <w:rFonts w:ascii="Courier New" w:hAnsi="Courier New"/>
-          <w:color w:val="auto"/>
-        </w:rPr>
-        <w:t xml:space="preserve">  </w:t>
-      </w:r>
-      <w:r>
-        <w:rPr>
-          <w:rFonts w:ascii="Courier New" w:hAnsi="Courier New"/>
+          <w:color w:val="auto"/>
+        </w:rPr>
+        <w:t xml:space="preserve">  </w:t>
+      </w:r>
+      <w:r>
+        <w:rPr>
           <w:b w:val="false"/>
           <w:color w:val="auto"/>
           <w:sz w:val="21"/>
@@ -1268,14 +1192,12 @@
       </w:pPr>
       <w:r>
         <w:rPr>
-          <w:rFonts w:ascii="Courier New" w:hAnsi="Courier New"/>
-          <w:color w:val="auto"/>
-        </w:rPr>
-        <w:t xml:space="preserve">  </w:t>
-      </w:r>
-      <w:r>
-        <w:rPr>
-          <w:rFonts w:ascii="Courier New" w:hAnsi="Courier New"/>
+          <w:color w:val="auto"/>
+        </w:rPr>
+        <w:t xml:space="preserve">  </w:t>
+      </w:r>
+      <w:r>
+        <w:rPr>
           <w:b w:val="false"/>
           <w:color w:val="auto"/>
           <w:sz w:val="21"/>
@@ -1293,14 +1215,12 @@
       </w:pPr>
       <w:r>
         <w:rPr>
-          <w:rFonts w:ascii="Courier New" w:hAnsi="Courier New"/>
-          <w:color w:val="auto"/>
-        </w:rPr>
-        <w:t xml:space="preserve">  </w:t>
-      </w:r>
-      <w:r>
-        <w:rPr>
-          <w:rFonts w:ascii="Courier New" w:hAnsi="Courier New"/>
+          <w:color w:val="auto"/>
+        </w:rPr>
+        <w:t xml:space="preserve">  </w:t>
+      </w:r>
+      <w:r>
+        <w:rPr>
           <w:b w:val="false"/>
           <w:color w:val="auto"/>
           <w:sz w:val="21"/>
@@ -1318,14 +1238,12 @@
       </w:pPr>
       <w:r>
         <w:rPr>
-          <w:rFonts w:ascii="Courier New" w:hAnsi="Courier New"/>
-          <w:color w:val="auto"/>
-        </w:rPr>
-        <w:t xml:space="preserve">  </w:t>
-      </w:r>
-      <w:r>
-        <w:rPr>
-          <w:rFonts w:ascii="Courier New" w:hAnsi="Courier New"/>
+          <w:color w:val="auto"/>
+        </w:rPr>
+        <w:t xml:space="preserve">  </w:t>
+      </w:r>
+      <w:r>
+        <w:rPr>
           <w:b w:val="false"/>
           <w:color w:val="auto"/>
           <w:sz w:val="21"/>
@@ -1343,14 +1261,12 @@
       </w:pPr>
       <w:r>
         <w:rPr>
-          <w:rFonts w:ascii="Courier New" w:hAnsi="Courier New"/>
-          <w:color w:val="auto"/>
-        </w:rPr>
-        <w:t xml:space="preserve">  </w:t>
-      </w:r>
-      <w:r>
-        <w:rPr>
-          <w:rFonts w:ascii="Courier New" w:hAnsi="Courier New"/>
+          <w:color w:val="auto"/>
+        </w:rPr>
+        <w:t xml:space="preserve">  </w:t>
+      </w:r>
+      <w:r>
+        <w:rPr>
           <w:b w:val="false"/>
           <w:color w:val="auto"/>
           <w:sz w:val="21"/>
@@ -1368,14 +1284,12 @@
       </w:pPr>
       <w:r>
         <w:rPr>
-          <w:rFonts w:ascii="Courier New" w:hAnsi="Courier New"/>
-          <w:color w:val="auto"/>
-        </w:rPr>
-        <w:t xml:space="preserve">  </w:t>
-      </w:r>
-      <w:r>
-        <w:rPr>
-          <w:rFonts w:ascii="Courier New" w:hAnsi="Courier New"/>
+          <w:color w:val="auto"/>
+        </w:rPr>
+        <w:t xml:space="preserve">  </w:t>
+      </w:r>
+      <w:r>
+        <w:rPr>
           <w:b w:val="false"/>
           <w:color w:val="auto"/>
           <w:sz w:val="21"/>
@@ -1393,14 +1307,12 @@
       </w:pPr>
       <w:r>
         <w:rPr>
-          <w:rFonts w:ascii="Courier New" w:hAnsi="Courier New"/>
-          <w:color w:val="auto"/>
-        </w:rPr>
-        <w:t xml:space="preserve">  </w:t>
-      </w:r>
-      <w:r>
-        <w:rPr>
-          <w:rFonts w:ascii="Courier New" w:hAnsi="Courier New"/>
+          <w:color w:val="auto"/>
+        </w:rPr>
+        <w:t xml:space="preserve">  </w:t>
+      </w:r>
+      <w:r>
+        <w:rPr>
           <w:b w:val="false"/>
           <w:color w:val="auto"/>
           <w:sz w:val="21"/>
@@ -1418,14 +1330,12 @@
       </w:pPr>
       <w:r>
         <w:rPr>
-          <w:rFonts w:ascii="Courier New" w:hAnsi="Courier New"/>
-          <w:color w:val="auto"/>
-        </w:rPr>
-        <w:t xml:space="preserve">  </w:t>
-      </w:r>
-      <w:r>
-        <w:rPr>
-          <w:rFonts w:ascii="Courier New" w:hAnsi="Courier New"/>
+          <w:color w:val="auto"/>
+        </w:rPr>
+        <w:t xml:space="preserve">  </w:t>
+      </w:r>
+      <w:r>
+        <w:rPr>
           <w:b w:val="false"/>
           <w:color w:val="auto"/>
           <w:sz w:val="21"/>
@@ -1443,29 +1353,26 @@
       </w:pPr>
       <w:r>
         <w:rPr>
-          <w:rFonts w:ascii="Courier New" w:hAnsi="Courier New"/>
-          <w:color w:val="auto"/>
-        </w:rPr>
-      </w:r>
-    </w:p>
-    <w:p>
-      <w:pPr>
-        <w:pStyle w:val="Code"/>
-        <w:rPr>
-          <w:rFonts w:ascii="Courier New" w:hAnsi="Courier New"/>
-          <w:color w:val="auto"/>
-        </w:rPr>
-      </w:pPr>
-      <w:r>
-        <w:rPr>
-          <w:rFonts w:ascii="Courier New" w:hAnsi="Courier New"/>
-          <w:color w:val="auto"/>
-        </w:rPr>
-        <w:t xml:space="preserve">  </w:t>
-      </w:r>
-      <w:r>
-        <w:rPr>
-          <w:rFonts w:ascii="Courier New" w:hAnsi="Courier New"/>
+          <w:color w:val="auto"/>
+        </w:rPr>
+      </w:r>
+    </w:p>
+    <w:p>
+      <w:pPr>
+        <w:pStyle w:val="Code"/>
+        <w:rPr>
+          <w:rFonts w:ascii="Courier New" w:hAnsi="Courier New"/>
+          <w:color w:val="auto"/>
+        </w:rPr>
+      </w:pPr>
+      <w:r>
+        <w:rPr>
+          <w:color w:val="auto"/>
+        </w:rPr>
+        <w:t xml:space="preserve">  </w:t>
+      </w:r>
+      <w:r>
+        <w:rPr>
           <w:b w:val="false"/>
           <w:color w:val="auto"/>
           <w:sz w:val="21"/>
@@ -1483,14 +1390,12 @@
       </w:pPr>
       <w:r>
         <w:rPr>
-          <w:rFonts w:ascii="Courier New" w:hAnsi="Courier New"/>
-          <w:color w:val="auto"/>
-        </w:rPr>
-        <w:t xml:space="preserve">  </w:t>
-      </w:r>
-      <w:r>
-        <w:rPr>
-          <w:rFonts w:ascii="Courier New" w:hAnsi="Courier New"/>
+          <w:color w:val="auto"/>
+        </w:rPr>
+        <w:t xml:space="preserve">  </w:t>
+      </w:r>
+      <w:r>
+        <w:rPr>
           <w:b w:val="false"/>
           <w:color w:val="auto"/>
           <w:sz w:val="21"/>
@@ -1508,14 +1413,12 @@
       </w:pPr>
       <w:r>
         <w:rPr>
-          <w:rFonts w:ascii="Courier New" w:hAnsi="Courier New"/>
-          <w:color w:val="auto"/>
-        </w:rPr>
-        <w:t xml:space="preserve">  </w:t>
-      </w:r>
-      <w:r>
-        <w:rPr>
-          <w:rFonts w:ascii="Courier New" w:hAnsi="Courier New"/>
+          <w:color w:val="auto"/>
+        </w:rPr>
+        <w:t xml:space="preserve">  </w:t>
+      </w:r>
+      <w:r>
+        <w:rPr>
           <w:b w:val="false"/>
           <w:color w:val="auto"/>
           <w:sz w:val="21"/>
@@ -1533,14 +1436,12 @@
       </w:pPr>
       <w:r>
         <w:rPr>
-          <w:rFonts w:ascii="Courier New" w:hAnsi="Courier New"/>
-          <w:color w:val="auto"/>
-        </w:rPr>
-        <w:t xml:space="preserve">  </w:t>
-      </w:r>
-      <w:r>
-        <w:rPr>
-          <w:rFonts w:ascii="Courier New" w:hAnsi="Courier New"/>
+          <w:color w:val="auto"/>
+        </w:rPr>
+        <w:t xml:space="preserve">  </w:t>
+      </w:r>
+      <w:r>
+        <w:rPr>
           <w:b w:val="false"/>
           <w:color w:val="auto"/>
           <w:sz w:val="21"/>
@@ -1558,14 +1459,12 @@
       </w:pPr>
       <w:r>
         <w:rPr>
-          <w:rFonts w:ascii="Courier New" w:hAnsi="Courier New"/>
-          <w:color w:val="auto"/>
-        </w:rPr>
-        <w:t xml:space="preserve">  </w:t>
-      </w:r>
-      <w:r>
-        <w:rPr>
-          <w:rFonts w:ascii="Courier New" w:hAnsi="Courier New"/>
+          <w:color w:val="auto"/>
+        </w:rPr>
+        <w:t xml:space="preserve">  </w:t>
+      </w:r>
+      <w:r>
+        <w:rPr>
           <w:b w:val="false"/>
           <w:color w:val="auto"/>
           <w:sz w:val="21"/>
@@ -1583,14 +1482,12 @@
       </w:pPr>
       <w:r>
         <w:rPr>
-          <w:rFonts w:ascii="Courier New" w:hAnsi="Courier New"/>
-          <w:color w:val="auto"/>
-        </w:rPr>
-        <w:t xml:space="preserve">  </w:t>
-      </w:r>
-      <w:r>
-        <w:rPr>
-          <w:rFonts w:ascii="Courier New" w:hAnsi="Courier New"/>
+          <w:color w:val="auto"/>
+        </w:rPr>
+        <w:t xml:space="preserve">  </w:t>
+      </w:r>
+      <w:r>
+        <w:rPr>
           <w:b w:val="false"/>
           <w:color w:val="auto"/>
           <w:sz w:val="21"/>
@@ -1608,14 +1505,12 @@
       </w:pPr>
       <w:r>
         <w:rPr>
-          <w:rFonts w:ascii="Courier New" w:hAnsi="Courier New"/>
-          <w:color w:val="auto"/>
-        </w:rPr>
-        <w:t xml:space="preserve">  </w:t>
-      </w:r>
-      <w:r>
-        <w:rPr>
-          <w:rFonts w:ascii="Courier New" w:hAnsi="Courier New"/>
+          <w:color w:val="auto"/>
+        </w:rPr>
+        <w:t xml:space="preserve">  </w:t>
+      </w:r>
+      <w:r>
+        <w:rPr>
           <w:b w:val="false"/>
           <w:color w:val="auto"/>
           <w:sz w:val="21"/>
@@ -1633,14 +1528,12 @@
       </w:pPr>
       <w:r>
         <w:rPr>
-          <w:rFonts w:ascii="Courier New" w:hAnsi="Courier New"/>
-          <w:color w:val="auto"/>
-        </w:rPr>
-        <w:t xml:space="preserve">  </w:t>
-      </w:r>
-      <w:r>
-        <w:rPr>
-          <w:rFonts w:ascii="Courier New" w:hAnsi="Courier New"/>
+          <w:color w:val="auto"/>
+        </w:rPr>
+        <w:t xml:space="preserve">  </w:t>
+      </w:r>
+      <w:r>
+        <w:rPr>
           <w:b w:val="false"/>
           <w:color w:val="auto"/>
           <w:sz w:val="21"/>
@@ -1658,14 +1551,12 @@
       </w:pPr>
       <w:r>
         <w:rPr>
-          <w:rFonts w:ascii="Courier New" w:hAnsi="Courier New"/>
-          <w:color w:val="auto"/>
-        </w:rPr>
-        <w:t xml:space="preserve">  </w:t>
-      </w:r>
-      <w:r>
-        <w:rPr>
-          <w:rFonts w:ascii="Courier New" w:hAnsi="Courier New"/>
+          <w:color w:val="auto"/>
+        </w:rPr>
+        <w:t xml:space="preserve">  </w:t>
+      </w:r>
+      <w:r>
+        <w:rPr>
           <w:b w:val="false"/>
           <w:color w:val="auto"/>
           <w:sz w:val="21"/>
@@ -1683,14 +1574,12 @@
       </w:pPr>
       <w:r>
         <w:rPr>
-          <w:rFonts w:ascii="Courier New" w:hAnsi="Courier New"/>
-          <w:color w:val="auto"/>
-        </w:rPr>
-        <w:t xml:space="preserve">  </w:t>
-      </w:r>
-      <w:r>
-        <w:rPr>
-          <w:rFonts w:ascii="Courier New" w:hAnsi="Courier New"/>
+          <w:color w:val="auto"/>
+        </w:rPr>
+        <w:t xml:space="preserve">  </w:t>
+      </w:r>
+      <w:r>
+        <w:rPr>
           <w:b w:val="false"/>
           <w:color w:val="auto"/>
           <w:sz w:val="21"/>
@@ -1708,14 +1597,12 @@
       </w:pPr>
       <w:r>
         <w:rPr>
-          <w:rFonts w:ascii="Courier New" w:hAnsi="Courier New"/>
-          <w:color w:val="auto"/>
-        </w:rPr>
-        <w:t xml:space="preserve">  </w:t>
-      </w:r>
-      <w:r>
-        <w:rPr>
-          <w:rFonts w:ascii="Courier New" w:hAnsi="Courier New"/>
+          <w:color w:val="auto"/>
+        </w:rPr>
+        <w:t xml:space="preserve">  </w:t>
+      </w:r>
+      <w:r>
+        <w:rPr>
           <w:b w:val="false"/>
           <w:color w:val="auto"/>
           <w:sz w:val="21"/>
@@ -1733,14 +1620,12 @@
       </w:pPr>
       <w:r>
         <w:rPr>
-          <w:rFonts w:ascii="Courier New" w:hAnsi="Courier New"/>
-          <w:color w:val="auto"/>
-        </w:rPr>
-        <w:t xml:space="preserve">  </w:t>
-      </w:r>
-      <w:r>
-        <w:rPr>
-          <w:rFonts w:ascii="Courier New" w:hAnsi="Courier New"/>
+          <w:color w:val="auto"/>
+        </w:rPr>
+        <w:t xml:space="preserve">  </w:t>
+      </w:r>
+      <w:r>
+        <w:rPr>
           <w:b w:val="false"/>
           <w:color w:val="auto"/>
           <w:sz w:val="21"/>
@@ -1758,14 +1643,12 @@
       </w:pPr>
       <w:r>
         <w:rPr>
-          <w:rFonts w:ascii="Courier New" w:hAnsi="Courier New"/>
-          <w:color w:val="auto"/>
-        </w:rPr>
-        <w:t xml:space="preserve">  </w:t>
-      </w:r>
-      <w:r>
-        <w:rPr>
-          <w:rFonts w:ascii="Courier New" w:hAnsi="Courier New"/>
+          <w:color w:val="auto"/>
+        </w:rPr>
+        <w:t xml:space="preserve">  </w:t>
+      </w:r>
+      <w:r>
+        <w:rPr>
           <w:b w:val="false"/>
           <w:color w:val="auto"/>
           <w:sz w:val="21"/>
@@ -1783,14 +1666,12 @@
       </w:pPr>
       <w:r>
         <w:rPr>
-          <w:rFonts w:ascii="Courier New" w:hAnsi="Courier New"/>
-          <w:color w:val="auto"/>
-        </w:rPr>
-        <w:t xml:space="preserve">  </w:t>
-      </w:r>
-      <w:r>
-        <w:rPr>
-          <w:rFonts w:ascii="Courier New" w:hAnsi="Courier New"/>
+          <w:color w:val="auto"/>
+        </w:rPr>
+        <w:t xml:space="preserve">  </w:t>
+      </w:r>
+      <w:r>
+        <w:rPr>
           <w:b w:val="false"/>
           <w:color w:val="auto"/>
           <w:sz w:val="21"/>
@@ -1808,14 +1689,12 @@
       </w:pPr>
       <w:r>
         <w:rPr>
-          <w:rFonts w:ascii="Courier New" w:hAnsi="Courier New"/>
-          <w:color w:val="auto"/>
-        </w:rPr>
-        <w:t xml:space="preserve">  </w:t>
-      </w:r>
-      <w:r>
-        <w:rPr>
-          <w:rFonts w:ascii="Courier New" w:hAnsi="Courier New"/>
+          <w:color w:val="auto"/>
+        </w:rPr>
+        <w:t xml:space="preserve">  </w:t>
+      </w:r>
+      <w:r>
+        <w:rPr>
           <w:b w:val="false"/>
           <w:color w:val="auto"/>
           <w:sz w:val="21"/>
@@ -1833,14 +1712,12 @@
       </w:pPr>
       <w:r>
         <w:rPr>
-          <w:rFonts w:ascii="Courier New" w:hAnsi="Courier New"/>
-          <w:color w:val="auto"/>
-        </w:rPr>
-        <w:t xml:space="preserve">  </w:t>
-      </w:r>
-      <w:r>
-        <w:rPr>
-          <w:rFonts w:ascii="Courier New" w:hAnsi="Courier New"/>
+          <w:color w:val="auto"/>
+        </w:rPr>
+        <w:t xml:space="preserve">  </w:t>
+      </w:r>
+      <w:r>
+        <w:rPr>
           <w:b w:val="false"/>
           <w:color w:val="auto"/>
           <w:sz w:val="21"/>
@@ -1858,14 +1735,12 @@
       </w:pPr>
       <w:r>
         <w:rPr>
-          <w:rFonts w:ascii="Courier New" w:hAnsi="Courier New"/>
-          <w:color w:val="auto"/>
-        </w:rPr>
-        <w:t xml:space="preserve">  </w:t>
-      </w:r>
-      <w:r>
-        <w:rPr>
-          <w:rFonts w:ascii="Courier New" w:hAnsi="Courier New"/>
+          <w:color w:val="auto"/>
+        </w:rPr>
+        <w:t xml:space="preserve">  </w:t>
+      </w:r>
+      <w:r>
+        <w:rPr>
           <w:b w:val="false"/>
           <w:color w:val="auto"/>
           <w:sz w:val="21"/>
@@ -1883,14 +1758,12 @@
       </w:pPr>
       <w:r>
         <w:rPr>
-          <w:rFonts w:ascii="Courier New" w:hAnsi="Courier New"/>
-          <w:color w:val="auto"/>
-        </w:rPr>
-        <w:t xml:space="preserve">  </w:t>
-      </w:r>
-      <w:r>
-        <w:rPr>
-          <w:rFonts w:ascii="Courier New" w:hAnsi="Courier New"/>
+          <w:color w:val="auto"/>
+        </w:rPr>
+        <w:t xml:space="preserve">  </w:t>
+      </w:r>
+      <w:r>
+        <w:rPr>
           <w:b w:val="false"/>
           <w:color w:val="auto"/>
           <w:sz w:val="21"/>
@@ -1908,14 +1781,12 @@
       </w:pPr>
       <w:r>
         <w:rPr>
-          <w:rFonts w:ascii="Courier New" w:hAnsi="Courier New"/>
-          <w:color w:val="auto"/>
-        </w:rPr>
-        <w:t xml:space="preserve">  </w:t>
-      </w:r>
-      <w:r>
-        <w:rPr>
-          <w:rFonts w:ascii="Courier New" w:hAnsi="Courier New"/>
+          <w:color w:val="auto"/>
+        </w:rPr>
+        <w:t xml:space="preserve">  </w:t>
+      </w:r>
+      <w:r>
+        <w:rPr>
           <w:b w:val="false"/>
           <w:color w:val="auto"/>
           <w:sz w:val="21"/>
@@ -1933,14 +1804,12 @@
       </w:pPr>
       <w:r>
         <w:rPr>
-          <w:rFonts w:ascii="Courier New" w:hAnsi="Courier New"/>
-          <w:color w:val="auto"/>
-        </w:rPr>
-        <w:t xml:space="preserve">  </w:t>
-      </w:r>
-      <w:r>
-        <w:rPr>
-          <w:rFonts w:ascii="Courier New" w:hAnsi="Courier New"/>
+          <w:color w:val="auto"/>
+        </w:rPr>
+        <w:t xml:space="preserve">  </w:t>
+      </w:r>
+      <w:r>
+        <w:rPr>
           <w:b w:val="false"/>
           <w:color w:val="auto"/>
           <w:sz w:val="21"/>
@@ -1958,14 +1827,12 @@
       </w:pPr>
       <w:r>
         <w:rPr>
-          <w:rFonts w:ascii="Courier New" w:hAnsi="Courier New"/>
-          <w:color w:val="auto"/>
-        </w:rPr>
-        <w:t xml:space="preserve">  </w:t>
-      </w:r>
-      <w:r>
-        <w:rPr>
-          <w:rFonts w:ascii="Courier New" w:hAnsi="Courier New"/>
+          <w:color w:val="auto"/>
+        </w:rPr>
+        <w:t xml:space="preserve">  </w:t>
+      </w:r>
+      <w:r>
+        <w:rPr>
           <w:b w:val="false"/>
           <w:color w:val="auto"/>
           <w:sz w:val="21"/>
@@ -1983,14 +1850,12 @@
       </w:pPr>
       <w:r>
         <w:rPr>
-          <w:rFonts w:ascii="Courier New" w:hAnsi="Courier New"/>
-          <w:color w:val="auto"/>
-        </w:rPr>
-        <w:t xml:space="preserve">  </w:t>
-      </w:r>
-      <w:r>
-        <w:rPr>
-          <w:rFonts w:ascii="Courier New" w:hAnsi="Courier New"/>
+          <w:color w:val="auto"/>
+        </w:rPr>
+        <w:t xml:space="preserve">  </w:t>
+      </w:r>
+      <w:r>
+        <w:rPr>
           <w:b w:val="false"/>
           <w:color w:val="auto"/>
           <w:sz w:val="21"/>
@@ -2008,14 +1873,12 @@
       </w:pPr>
       <w:r>
         <w:rPr>
-          <w:rFonts w:ascii="Courier New" w:hAnsi="Courier New"/>
-          <w:color w:val="auto"/>
-        </w:rPr>
-        <w:t xml:space="preserve">  </w:t>
-      </w:r>
-      <w:r>
-        <w:rPr>
-          <w:rFonts w:ascii="Courier New" w:hAnsi="Courier New"/>
+          <w:color w:val="auto"/>
+        </w:rPr>
+        <w:t xml:space="preserve">  </w:t>
+      </w:r>
+      <w:r>
+        <w:rPr>
           <w:b w:val="false"/>
           <w:color w:val="auto"/>
           <w:sz w:val="21"/>
@@ -2033,14 +1896,12 @@
       </w:pPr>
       <w:r>
         <w:rPr>
-          <w:rFonts w:ascii="Courier New" w:hAnsi="Courier New"/>
-          <w:color w:val="auto"/>
-        </w:rPr>
-        <w:t xml:space="preserve">  </w:t>
-      </w:r>
-      <w:r>
-        <w:rPr>
-          <w:rFonts w:ascii="Courier New" w:hAnsi="Courier New"/>
+          <w:color w:val="auto"/>
+        </w:rPr>
+        <w:t xml:space="preserve">  </w:t>
+      </w:r>
+      <w:r>
+        <w:rPr>
           <w:b w:val="false"/>
           <w:color w:val="auto"/>
           <w:sz w:val="21"/>
@@ -2058,14 +1919,12 @@
       </w:pPr>
       <w:r>
         <w:rPr>
-          <w:rFonts w:ascii="Courier New" w:hAnsi="Courier New"/>
-          <w:color w:val="auto"/>
-        </w:rPr>
-        <w:t xml:space="preserve">  </w:t>
-      </w:r>
-      <w:r>
-        <w:rPr>
-          <w:rFonts w:ascii="Courier New" w:hAnsi="Courier New"/>
+          <w:color w:val="auto"/>
+        </w:rPr>
+        <w:t xml:space="preserve">  </w:t>
+      </w:r>
+      <w:r>
+        <w:rPr>
           <w:b w:val="false"/>
           <w:color w:val="auto"/>
           <w:sz w:val="21"/>
@@ -2083,14 +1942,12 @@
       </w:pPr>
       <w:r>
         <w:rPr>
-          <w:rFonts w:ascii="Courier New" w:hAnsi="Courier New"/>
-          <w:color w:val="auto"/>
-        </w:rPr>
-        <w:t xml:space="preserve">  </w:t>
-      </w:r>
-      <w:r>
-        <w:rPr>
-          <w:rFonts w:ascii="Courier New" w:hAnsi="Courier New"/>
+          <w:color w:val="auto"/>
+        </w:rPr>
+        <w:t xml:space="preserve">  </w:t>
+      </w:r>
+      <w:r>
+        <w:rPr>
           <w:b w:val="false"/>
           <w:color w:val="auto"/>
           <w:sz w:val="21"/>
@@ -2108,14 +1965,12 @@
       </w:pPr>
       <w:r>
         <w:rPr>
-          <w:rFonts w:ascii="Courier New" w:hAnsi="Courier New"/>
-          <w:color w:val="auto"/>
-        </w:rPr>
-        <w:t xml:space="preserve">  </w:t>
-      </w:r>
-      <w:r>
-        <w:rPr>
-          <w:rFonts w:ascii="Courier New" w:hAnsi="Courier New"/>
+          <w:color w:val="auto"/>
+        </w:rPr>
+        <w:t xml:space="preserve">  </w:t>
+      </w:r>
+      <w:r>
+        <w:rPr>
           <w:b w:val="false"/>
           <w:color w:val="auto"/>
           <w:sz w:val="21"/>
@@ -2133,14 +1988,12 @@
       </w:pPr>
       <w:r>
         <w:rPr>
-          <w:rFonts w:ascii="Courier New" w:hAnsi="Courier New"/>
-          <w:color w:val="auto"/>
-        </w:rPr>
-        <w:t xml:space="preserve">  </w:t>
-      </w:r>
-      <w:r>
-        <w:rPr>
-          <w:rFonts w:ascii="Courier New" w:hAnsi="Courier New"/>
+          <w:color w:val="auto"/>
+        </w:rPr>
+        <w:t xml:space="preserve">  </w:t>
+      </w:r>
+      <w:r>
+        <w:rPr>
           <w:b w:val="false"/>
           <w:color w:val="auto"/>
           <w:sz w:val="21"/>
@@ -2158,14 +2011,12 @@
       </w:pPr>
       <w:r>
         <w:rPr>
-          <w:rFonts w:ascii="Courier New" w:hAnsi="Courier New"/>
-          <w:color w:val="auto"/>
-        </w:rPr>
-        <w:t xml:space="preserve">  </w:t>
-      </w:r>
-      <w:r>
-        <w:rPr>
-          <w:rFonts w:ascii="Courier New" w:hAnsi="Courier New"/>
+          <w:color w:val="auto"/>
+        </w:rPr>
+        <w:t xml:space="preserve">  </w:t>
+      </w:r>
+      <w:r>
+        <w:rPr>
           <w:b w:val="false"/>
           <w:color w:val="auto"/>
           <w:sz w:val="21"/>
@@ -2183,14 +2034,12 @@
       </w:pPr>
       <w:r>
         <w:rPr>
-          <w:rFonts w:ascii="Courier New" w:hAnsi="Courier New"/>
-          <w:color w:val="auto"/>
-        </w:rPr>
-        <w:t xml:space="preserve">  </w:t>
-      </w:r>
-      <w:r>
-        <w:rPr>
-          <w:rFonts w:ascii="Courier New" w:hAnsi="Courier New"/>
+          <w:color w:val="auto"/>
+        </w:rPr>
+        <w:t xml:space="preserve">  </w:t>
+      </w:r>
+      <w:r>
+        <w:rPr>
           <w:b w:val="false"/>
           <w:color w:val="auto"/>
           <w:sz w:val="21"/>
@@ -2208,7 +2057,6 @@
       </w:pPr>
       <w:r>
         <w:rPr>
-          <w:rFonts w:ascii="Courier New" w:hAnsi="Courier New"/>
           <w:color w:val="auto"/>
         </w:rPr>
         <w:t>)</w:t>
@@ -2226,7 +2074,6 @@
       </w:pPr>
       <w:r>
         <w:rPr>
-          <w:rFonts w:ascii="Courier New" w:hAnsi="Courier New"/>
           <w:color w:val="000000"/>
           <w:shd w:fill="auto" w:val="clear"/>
         </w:rPr>
@@ -2320,255 +2167,6 @@
     </w:sectPr>
   </w:body>
 </w:document>
-</file>
-
-<file path=word/numbering.xml><?xml version="1.0" encoding="utf-8"?>
-<w:numbering xmlns:w="http://schemas.openxmlformats.org/wordprocessingml/2006/main" xmlns:o="urn:schemas-microsoft-com:office:office" xmlns:r="http://schemas.openxmlformats.org/officeDocument/2006/relationships" xmlns:v="urn:schemas-microsoft-com:vml" xmlns:mc="http://schemas.openxmlformats.org/markup-compatibility/2006" xmlns:w14="http://schemas.microsoft.com/office/word/2010/wordml" mc:Ignorable="w14">
-  <w:abstractNum w:abstractNumId="1">
-    <w:lvl w:ilvl="0">
-      <w:start w:val="1"/>
-      <w:numFmt w:val="decimal"/>
-      <w:lvlText w:val="%1."/>
-      <w:lvlJc w:val="left"/>
-      <w:pPr>
-        <w:tabs>
-          <w:tab w:val="num" w:pos="0"/>
-        </w:tabs>
-        <w:ind w:left="1211" w:hanging="360"/>
-      </w:pPr>
-      <w:rPr/>
-    </w:lvl>
-    <w:lvl w:ilvl="1">
-      <w:start w:val="1"/>
-      <w:numFmt w:val="lowerLetter"/>
-      <w:lvlText w:val="%2."/>
-      <w:lvlJc w:val="left"/>
-      <w:pPr>
-        <w:tabs>
-          <w:tab w:val="num" w:pos="0"/>
-        </w:tabs>
-        <w:ind w:left="1931" w:hanging="360"/>
-      </w:pPr>
-      <w:rPr/>
-    </w:lvl>
-    <w:lvl w:ilvl="2">
-      <w:start w:val="1"/>
-      <w:numFmt w:val="lowerRoman"/>
-      <w:lvlText w:val="%3."/>
-      <w:lvlJc w:val="right"/>
-      <w:pPr>
-        <w:tabs>
-          <w:tab w:val="num" w:pos="0"/>
-        </w:tabs>
-        <w:ind w:left="2651" w:hanging="180"/>
-      </w:pPr>
-      <w:rPr/>
-    </w:lvl>
-    <w:lvl w:ilvl="3">
-      <w:start w:val="1"/>
-      <w:numFmt w:val="decimal"/>
-      <w:lvlText w:val="%4."/>
-      <w:lvlJc w:val="left"/>
-      <w:pPr>
-        <w:tabs>
-          <w:tab w:val="num" w:pos="0"/>
-        </w:tabs>
-        <w:ind w:left="3371" w:hanging="360"/>
-      </w:pPr>
-      <w:rPr/>
-    </w:lvl>
-    <w:lvl w:ilvl="4">
-      <w:start w:val="1"/>
-      <w:numFmt w:val="lowerLetter"/>
-      <w:lvlText w:val="%5."/>
-      <w:lvlJc w:val="left"/>
-      <w:pPr>
-        <w:tabs>
-          <w:tab w:val="num" w:pos="0"/>
-        </w:tabs>
-        <w:ind w:left="4091" w:hanging="360"/>
-      </w:pPr>
-      <w:rPr/>
-    </w:lvl>
-    <w:lvl w:ilvl="5">
-      <w:start w:val="1"/>
-      <w:numFmt w:val="lowerRoman"/>
-      <w:lvlText w:val="%6."/>
-      <w:lvlJc w:val="right"/>
-      <w:pPr>
-        <w:tabs>
-          <w:tab w:val="num" w:pos="0"/>
-        </w:tabs>
-        <w:ind w:left="4811" w:hanging="180"/>
-      </w:pPr>
-      <w:rPr/>
-    </w:lvl>
-    <w:lvl w:ilvl="6">
-      <w:start w:val="1"/>
-      <w:numFmt w:val="decimal"/>
-      <w:lvlText w:val="%7."/>
-      <w:lvlJc w:val="left"/>
-      <w:pPr>
-        <w:tabs>
-          <w:tab w:val="num" w:pos="0"/>
-        </w:tabs>
-        <w:ind w:left="5531" w:hanging="360"/>
-      </w:pPr>
-      <w:rPr/>
-    </w:lvl>
-    <w:lvl w:ilvl="7">
-      <w:start w:val="1"/>
-      <w:numFmt w:val="lowerLetter"/>
-      <w:lvlText w:val="%8."/>
-      <w:lvlJc w:val="left"/>
-      <w:pPr>
-        <w:tabs>
-          <w:tab w:val="num" w:pos="0"/>
-        </w:tabs>
-        <w:ind w:left="6251" w:hanging="360"/>
-      </w:pPr>
-      <w:rPr/>
-    </w:lvl>
-    <w:lvl w:ilvl="8">
-      <w:start w:val="1"/>
-      <w:numFmt w:val="lowerRoman"/>
-      <w:lvlText w:val="%9."/>
-      <w:lvlJc w:val="right"/>
-      <w:pPr>
-        <w:tabs>
-          <w:tab w:val="num" w:pos="0"/>
-        </w:tabs>
-        <w:ind w:left="6971" w:hanging="180"/>
-      </w:pPr>
-      <w:rPr/>
-    </w:lvl>
-  </w:abstractNum>
-  <w:abstractNum w:abstractNumId="2">
-    <w:lvl w:ilvl="0">
-      <w:start w:val="1"/>
-      <w:numFmt w:val="none"/>
-      <w:suff w:val="nothing"/>
-      <w:lvlText w:val=""/>
-      <w:lvlJc w:val="left"/>
-      <w:pPr>
-        <w:tabs>
-          <w:tab w:val="num" w:pos="0"/>
-        </w:tabs>
-        <w:ind w:left="0" w:hanging="0"/>
-      </w:pPr>
-    </w:lvl>
-    <w:lvl w:ilvl="1">
-      <w:start w:val="1"/>
-      <w:numFmt w:val="none"/>
-      <w:suff w:val="nothing"/>
-      <w:lvlText w:val=""/>
-      <w:lvlJc w:val="left"/>
-      <w:pPr>
-        <w:tabs>
-          <w:tab w:val="num" w:pos="0"/>
-        </w:tabs>
-        <w:ind w:left="0" w:hanging="0"/>
-      </w:pPr>
-    </w:lvl>
-    <w:lvl w:ilvl="2">
-      <w:start w:val="1"/>
-      <w:numFmt w:val="none"/>
-      <w:suff w:val="nothing"/>
-      <w:lvlText w:val=""/>
-      <w:lvlJc w:val="left"/>
-      <w:pPr>
-        <w:tabs>
-          <w:tab w:val="num" w:pos="0"/>
-        </w:tabs>
-        <w:ind w:left="0" w:hanging="0"/>
-      </w:pPr>
-    </w:lvl>
-    <w:lvl w:ilvl="3">
-      <w:start w:val="1"/>
-      <w:numFmt w:val="none"/>
-      <w:suff w:val="nothing"/>
-      <w:lvlText w:val=""/>
-      <w:lvlJc w:val="left"/>
-      <w:pPr>
-        <w:tabs>
-          <w:tab w:val="num" w:pos="0"/>
-        </w:tabs>
-        <w:ind w:left="0" w:hanging="0"/>
-      </w:pPr>
-    </w:lvl>
-    <w:lvl w:ilvl="4">
-      <w:start w:val="1"/>
-      <w:numFmt w:val="none"/>
-      <w:suff w:val="nothing"/>
-      <w:lvlText w:val=""/>
-      <w:lvlJc w:val="left"/>
-      <w:pPr>
-        <w:tabs>
-          <w:tab w:val="num" w:pos="0"/>
-        </w:tabs>
-        <w:ind w:left="0" w:hanging="0"/>
-      </w:pPr>
-    </w:lvl>
-    <w:lvl w:ilvl="5">
-      <w:start w:val="1"/>
-      <w:numFmt w:val="none"/>
-      <w:suff w:val="nothing"/>
-      <w:lvlText w:val=""/>
-      <w:lvlJc w:val="left"/>
-      <w:pPr>
-        <w:tabs>
-          <w:tab w:val="num" w:pos="0"/>
-        </w:tabs>
-        <w:ind w:left="0" w:hanging="0"/>
-      </w:pPr>
-    </w:lvl>
-    <w:lvl w:ilvl="6">
-      <w:start w:val="1"/>
-      <w:numFmt w:val="none"/>
-      <w:suff w:val="nothing"/>
-      <w:lvlText w:val=""/>
-      <w:lvlJc w:val="left"/>
-      <w:pPr>
-        <w:tabs>
-          <w:tab w:val="num" w:pos="0"/>
-        </w:tabs>
-        <w:ind w:left="0" w:hanging="0"/>
-      </w:pPr>
-    </w:lvl>
-    <w:lvl w:ilvl="7">
-      <w:start w:val="1"/>
-      <w:numFmt w:val="none"/>
-      <w:suff w:val="nothing"/>
-      <w:lvlText w:val=""/>
-      <w:lvlJc w:val="left"/>
-      <w:pPr>
-        <w:tabs>
-          <w:tab w:val="num" w:pos="0"/>
-        </w:tabs>
-        <w:ind w:left="0" w:hanging="0"/>
-      </w:pPr>
-    </w:lvl>
-    <w:lvl w:ilvl="8">
-      <w:start w:val="1"/>
-      <w:numFmt w:val="none"/>
-      <w:suff w:val="nothing"/>
-      <w:lvlText w:val=""/>
-      <w:lvlJc w:val="left"/>
-      <w:pPr>
-        <w:tabs>
-          <w:tab w:val="num" w:pos="0"/>
-        </w:tabs>
-        <w:ind w:left="0" w:hanging="0"/>
-      </w:pPr>
-    </w:lvl>
-  </w:abstractNum>
-  <w:num w:numId="1">
-    <w:abstractNumId w:val="1"/>
-  </w:num>
-  <w:num w:numId="2">
-    <w:abstractNumId w:val="2"/>
-  </w:num>
-</w:numbering>
 </file>
 
 <file path=word/styles.xml><?xml version="1.0" encoding="utf-8"?>
@@ -3443,7 +3041,7 @@
   </w:style>
   <w:style w:type="paragraph" w:styleId="IndexHeading">
     <w:name w:val="index heading"/>
-    <w:basedOn w:val="user"/>
+    <w:basedOn w:val="Style12"/>
     <w:pPr/>
     <w:rPr/>
   </w:style>
@@ -3707,8 +3305,8 @@
       <w:lang w:val="en-US"/>
     </w:rPr>
   </w:style>
-  <w:style w:type="numbering" w:styleId="user2" w:default="1">
-    <w:name w:val="Без маркерів (user)"/>
+  <w:style w:type="numbering" w:styleId="Style14" w:default="1">
+    <w:name w:val="Без маркерів"/>
     <w:uiPriority w:val="99"/>
     <w:semiHidden/>
     <w:unhideWhenUsed/>

--- a/32SP Systemy projektuvannja/3/KNT-122_Onyshchenko_Variant-19_PR3.docx
+++ b/32SP Systemy projektuvannja/3/KNT-122_Onyshchenko_Variant-19_PR3.docx
@@ -870,7 +870,7 @@
     <w:pPr>
       <w:widowControl/>
       <w:suppressAutoHyphens w:val="true"/>
-      <w:overflowPunct w:val="true"/>
+      <w:overflowPunct w:val="false"/>
       <w:bidi w:val="0"/>
       <w:spacing w:lineRule="auto" w:line="360" w:before="0" w:after="0"/>
       <w:ind w:firstLine="851"/>
@@ -1297,7 +1297,7 @@
   </w:style>
   <w:style w:type="paragraph" w:styleId="IndexHeading">
     <w:name w:val="index heading"/>
-    <w:basedOn w:val="Style12"/>
+    <w:basedOn w:val="user"/>
     <w:pPr/>
     <w:rPr/>
   </w:style>
@@ -1538,8 +1538,8 @@
       <w:lang w:val="en-US"/>
     </w:rPr>
   </w:style>
-  <w:style w:type="numbering" w:styleId="Style14">
-    <w:name w:val="Без маркерів"/>
+  <w:style w:type="numbering" w:styleId="user2">
+    <w:name w:val="Без маркерів (user)"/>
     <w:qFormat/>
   </w:style>
 </w:styles>

--- a/32SP Systemy projektuvannja/3/KNT-122_Onyshchenko_Variant-19_PR3.docx
+++ b/32SP Systemy projektuvannja/3/KNT-122_Onyshchenko_Variant-19_PR3.docx
@@ -825,13 +825,148 @@
       <w:pPr>
         <w:pStyle w:val="P1"/>
         <w:rPr>
+          <w:lang w:val="uk-UA"/>
+        </w:rPr>
+      </w:pPr>
+      <w:r>
+        <w:drawing>
+          <wp:anchor behindDoc="0" distT="0" distB="0" distL="0" distR="0" simplePos="0" locked="0" layoutInCell="0" allowOverlap="1" relativeHeight="5">
+            <wp:simplePos x="0" y="0"/>
+            <wp:positionH relativeFrom="column">
+              <wp:posOffset>59055</wp:posOffset>
+            </wp:positionH>
+            <wp:positionV relativeFrom="paragraph">
+              <wp:posOffset>51435</wp:posOffset>
+            </wp:positionV>
+            <wp:extent cx="5672455" cy="5367020"/>
+            <wp:effectExtent l="0" t="0" r="0" b="0"/>
+            <wp:wrapSquare wrapText="largest"/>
+            <wp:docPr id="4" name="Зображення4" descr=""/>
+            <wp:cNvGraphicFramePr>
+              <a:graphicFrameLocks xmlns:a="http://schemas.openxmlformats.org/drawingml/2006/main" noChangeAspect="1"/>
+            </wp:cNvGraphicFramePr>
+            <a:graphic xmlns:a="http://schemas.openxmlformats.org/drawingml/2006/main">
+              <a:graphicData uri="http://schemas.openxmlformats.org/drawingml/2006/picture">
+                <pic:pic xmlns:pic="http://schemas.openxmlformats.org/drawingml/2006/picture">
+                  <pic:nvPicPr>
+                    <pic:cNvPr id="4" name="Зображення4" descr=""/>
+                    <pic:cNvPicPr>
+                      <a:picLocks noChangeAspect="1" noChangeArrowheads="1"/>
+                    </pic:cNvPicPr>
+                  </pic:nvPicPr>
+                  <pic:blipFill>
+                    <a:blip r:embed="rId5"/>
+                    <a:srcRect l="1030" t="948" r="0" b="0"/>
+                    <a:stretch>
+                      <a:fillRect/>
+                    </a:stretch>
+                  </pic:blipFill>
+                  <pic:spPr bwMode="auto">
+                    <a:xfrm>
+                      <a:off x="0" y="0"/>
+                      <a:ext cx="5672455" cy="5367020"/>
+                    </a:xfrm>
+                    <a:prstGeom prst="rect">
+                      <a:avLst/>
+                    </a:prstGeom>
+                    <a:noFill/>
+                  </pic:spPr>
+                </pic:pic>
+              </a:graphicData>
+            </a:graphic>
+          </wp:anchor>
+        </w:drawing>
+      </w:r>
+      <w:r>
+        <w:rPr>
+          <w:lang w:val="uk-UA"/>
+        </w:rPr>
+        <w:t>Рисунок 1. — Додані області для вкладок</w:t>
+      </w:r>
+    </w:p>
+    <w:p>
+      <w:pPr>
+        <w:pStyle w:val="P1"/>
+        <w:rPr>
+          <w:lang w:val="uk-UA"/>
+        </w:rPr>
+      </w:pPr>
+      <w:r>
+        <w:rPr>
+          <w:lang w:val="uk-UA"/>
+        </w:rPr>
+      </w:r>
+    </w:p>
+    <w:p>
+      <w:pPr>
+        <w:pStyle w:val="P1"/>
+        <w:rPr>
+          <w:lang w:val="uk-UA"/>
+        </w:rPr>
+      </w:pPr>
+      <w:r>
+        <w:rPr>
+          <w:lang w:val="uk-UA"/>
+        </w:rPr>
+        <w:drawing>
+          <wp:inline distT="0" distB="0" distL="0" distR="0">
+            <wp:extent cx="3147695" cy="2073910"/>
+            <wp:effectExtent l="0" t="0" r="0" b="0"/>
+            <wp:docPr id="5" name="Зображення5" descr=""/>
+            <wp:cNvGraphicFramePr>
+              <a:graphicFrameLocks xmlns:a="http://schemas.openxmlformats.org/drawingml/2006/main" noChangeAspect="1"/>
+            </wp:cNvGraphicFramePr>
+            <a:graphic xmlns:a="http://schemas.openxmlformats.org/drawingml/2006/main">
+              <a:graphicData uri="http://schemas.openxmlformats.org/drawingml/2006/picture">
+                <pic:pic xmlns:pic="http://schemas.openxmlformats.org/drawingml/2006/picture">
+                  <pic:nvPicPr>
+                    <pic:cNvPr id="5" name="Зображення5" descr=""/>
+                    <pic:cNvPicPr>
+                      <a:picLocks noChangeAspect="1" noChangeArrowheads="1"/>
+                    </pic:cNvPicPr>
+                  </pic:nvPicPr>
+                  <pic:blipFill>
+                    <a:blip r:embed="rId6"/>
+                    <a:srcRect l="3658" t="5340" r="0" b="0"/>
+                    <a:stretch>
+                      <a:fillRect/>
+                    </a:stretch>
+                  </pic:blipFill>
+                  <pic:spPr bwMode="auto">
+                    <a:xfrm>
+                      <a:off x="0" y="0"/>
+                      <a:ext cx="3147695" cy="2073910"/>
+                    </a:xfrm>
+                    <a:prstGeom prst="rect">
+                      <a:avLst/>
+                    </a:prstGeom>
+                    <a:noFill/>
+                  </pic:spPr>
+                </pic:pic>
+              </a:graphicData>
+            </a:graphic>
+          </wp:inline>
+        </w:drawing>
+      </w:r>
+    </w:p>
+    <w:p>
+      <w:pPr>
+        <w:pStyle w:val="P1"/>
+        <w:rPr>
+          <w:lang w:val="uk-UA"/>
+        </w:rPr>
+      </w:pPr>
+      <w:r>
+        <w:rPr>
+          <w:lang w:val="uk-UA"/>
+        </w:rPr>
+        <w:t xml:space="preserve">Рисунок 1. — Вигляд вкладки </w:t>
+      </w:r>
+      <w:r>
+        <w:rPr>
           <w:lang w:val="en-US"/>
         </w:rPr>
-      </w:pPr>
-      <w:r>
-        <w:rPr>
-          <w:lang w:val="en-US"/>
-        </w:rPr>
+        <w:t>Run</w:t>
       </w:r>
     </w:p>
     <w:sectPr>
@@ -870,7 +1005,7 @@
     <w:pPr>
       <w:widowControl/>
       <w:suppressAutoHyphens w:val="true"/>
-      <w:overflowPunct w:val="false"/>
+      <w:overflowPunct w:val="true"/>
       <w:bidi w:val="0"/>
       <w:spacing w:lineRule="auto" w:line="360" w:before="0" w:after="0"/>
       <w:ind w:firstLine="851"/>
@@ -1297,7 +1432,7 @@
   </w:style>
   <w:style w:type="paragraph" w:styleId="IndexHeading">
     <w:name w:val="index heading"/>
-    <w:basedOn w:val="user"/>
+    <w:basedOn w:val="Style12"/>
     <w:pPr/>
     <w:rPr/>
   </w:style>
@@ -1538,8 +1673,8 @@
       <w:lang w:val="en-US"/>
     </w:rPr>
   </w:style>
-  <w:style w:type="numbering" w:styleId="user2">
-    <w:name w:val="Без маркерів (user)"/>
+  <w:style w:type="numbering" w:styleId="Style14">
+    <w:name w:val="Без маркерів"/>
     <w:qFormat/>
   </w:style>
 </w:styles>

--- a/32SP Systemy projektuvannja/3/KNT-122_Onyshchenko_Variant-19_PR3.docx
+++ b/32SP Systemy projektuvannja/3/KNT-122_Onyshchenko_Variant-19_PR3.docx
@@ -521,14 +521,24 @@
     </w:p>
     <w:p>
       <w:pPr>
+        <w:pStyle w:val="H2"/>
+        <w:rPr/>
+      </w:pPr>
+      <w:r>
+        <w:rPr/>
+        <w:t xml:space="preserve">Процес </w:t>
+      </w:r>
+    </w:p>
+    <w:p>
+      <w:pPr>
         <w:pStyle w:val="P1"/>
         <w:rPr>
-          <w:lang w:val="en-US"/>
-        </w:rPr>
-      </w:pPr>
-      <w:r>
-        <w:rPr>
-          <w:lang w:val="en-US"/>
+          <w:lang w:val="uk-UA"/>
+        </w:rPr>
+      </w:pPr>
+      <w:r>
+        <w:rPr>
+          <w:lang w:val="uk-UA"/>
         </w:rPr>
       </w:r>
     </w:p>
@@ -548,29 +558,23 @@
     </w:p>
     <w:p>
       <w:pPr>
-        <w:pStyle w:val="P1"/>
-        <w:rPr>
-          <w:lang w:val="uk-UA"/>
-        </w:rPr>
-      </w:pPr>
-      <w:r>
-        <w:rPr>
-          <w:lang w:val="uk-UA"/>
-        </w:rPr>
-      </w:r>
-    </w:p>
-    <w:p>
-      <w:pPr>
-        <w:pStyle w:val="P1"/>
-        <w:rPr>
-          <w:lang w:val="uk-UA"/>
-        </w:rPr>
+        <w:pStyle w:val="IMG1"/>
+        <w:rPr/>
+      </w:pPr>
+      <w:r>
+        <w:rPr/>
+      </w:r>
+    </w:p>
+    <w:p>
+      <w:pPr>
+        <w:pStyle w:val="IMG1"/>
+        <w:rPr/>
       </w:pPr>
       <w:r>
         <w:rPr/>
         <w:drawing>
           <wp:inline distT="0" distB="0" distL="0" distR="0">
-            <wp:extent cx="5731510" cy="5885180"/>
+            <wp:extent cx="5210175" cy="5349875"/>
             <wp:effectExtent l="0" t="0" r="0" b="0"/>
             <wp:docPr id="1" name="Зображення1" descr=""/>
             <wp:cNvGraphicFramePr>
@@ -594,7 +598,7 @@
                   <pic:spPr bwMode="auto">
                     <a:xfrm>
                       <a:off x="0" y="0"/>
-                      <a:ext cx="5731510" cy="5885180"/>
+                      <a:ext cx="5210175" cy="5349875"/>
                     </a:xfrm>
                     <a:prstGeom prst="rect">
                       <a:avLst/>
@@ -610,52 +614,35 @@
     </w:p>
     <w:p>
       <w:pPr>
-        <w:pStyle w:val="P1"/>
-        <w:rPr>
-          <w:lang w:val="uk-UA"/>
-        </w:rPr>
-      </w:pPr>
-      <w:r>
-        <w:rPr>
-          <w:lang w:val="uk-UA"/>
-        </w:rPr>
+        <w:pStyle w:val="IMG1"/>
+        <w:rPr/>
+      </w:pPr>
+      <w:r>
+        <w:rPr/>
         <w:t>Рисунок 1.1 — Нова робоча область</w:t>
       </w:r>
     </w:p>
     <w:p>
       <w:pPr>
-        <w:pStyle w:val="P1"/>
-        <w:rPr>
-          <w:lang w:val="uk-UA"/>
-        </w:rPr>
-      </w:pPr>
-      <w:r>
-        <w:rPr>
-          <w:lang w:val="uk-UA"/>
-        </w:rPr>
-      </w:r>
-    </w:p>
-    <w:p>
-      <w:pPr>
-        <w:pStyle w:val="P1"/>
-        <w:rPr>
-          <w:lang w:val="uk-UA"/>
-        </w:rPr>
-      </w:pPr>
-      <w:r>
+        <w:pStyle w:val="IMG1"/>
+        <w:rPr/>
+      </w:pPr>
+      <w:r>
+        <w:rPr/>
+      </w:r>
+    </w:p>
+    <w:p>
+      <w:pPr>
+        <w:pStyle w:val="IMG1"/>
+        <w:rPr/>
+      </w:pPr>
+      <w:r>
+        <w:rPr/>
         <w:drawing>
-          <wp:anchor behindDoc="0" distT="0" distB="0" distL="0" distR="0" simplePos="0" locked="0" layoutInCell="0" allowOverlap="1" relativeHeight="3">
-            <wp:simplePos x="0" y="0"/>
-            <wp:positionH relativeFrom="column">
-              <wp:align>center</wp:align>
-            </wp:positionH>
-            <wp:positionV relativeFrom="paragraph">
-              <wp:posOffset>635</wp:posOffset>
-            </wp:positionV>
-            <wp:extent cx="5731510" cy="5801360"/>
+          <wp:inline distT="0" distB="0" distL="0" distR="0">
+            <wp:extent cx="5672455" cy="5367020"/>
             <wp:effectExtent l="0" t="0" r="0" b="0"/>
-            <wp:wrapSquare wrapText="largest"/>
-            <wp:docPr id="2" name="Зображення2" descr=""/>
+            <wp:docPr id="2" name="Зображення4" descr=""/>
             <wp:cNvGraphicFramePr>
               <a:graphicFrameLocks xmlns:a="http://schemas.openxmlformats.org/drawingml/2006/main" noChangeAspect="1"/>
             </wp:cNvGraphicFramePr>
@@ -663,13 +650,14 @@
               <a:graphicData uri="http://schemas.openxmlformats.org/drawingml/2006/picture">
                 <pic:pic xmlns:pic="http://schemas.openxmlformats.org/drawingml/2006/picture">
                   <pic:nvPicPr>
-                    <pic:cNvPr id="2" name="Зображення2" descr=""/>
+                    <pic:cNvPr id="2" name="Зображення4" descr=""/>
                     <pic:cNvPicPr>
                       <a:picLocks noChangeAspect="1" noChangeArrowheads="1"/>
                     </pic:cNvPicPr>
                   </pic:nvPicPr>
                   <pic:blipFill>
                     <a:blip r:embed="rId3"/>
+                    <a:srcRect l="1030" t="948" r="0" b="0"/>
                     <a:stretch>
                       <a:fillRect/>
                     </a:stretch>
@@ -677,7 +665,7 @@
                   <pic:spPr bwMode="auto">
                     <a:xfrm>
                       <a:off x="0" y="0"/>
-                      <a:ext cx="5731510" cy="5801360"/>
+                      <a:ext cx="5672455" cy="5367020"/>
                     </a:xfrm>
                     <a:prstGeom prst="rect">
                       <a:avLst/>
@@ -687,68 +675,55 @@
                 </pic:pic>
               </a:graphicData>
             </a:graphic>
-          </wp:anchor>
+          </wp:inline>
         </w:drawing>
       </w:r>
       <w:r>
-        <w:rPr>
-          <w:lang w:val="uk-UA"/>
-        </w:rPr>
-        <w:t xml:space="preserve">Рисунок 1.2 — Додані нові панелі </w:t>
+        <w:rPr/>
+        <w:t>Рисунок 1.</w:t>
       </w:r>
       <w:r>
         <w:rPr>
           <w:lang w:val="en-US"/>
         </w:rPr>
-        <w:t xml:space="preserve">Ribbon </w:t>
-      </w:r>
-      <w:r>
-        <w:rPr>
-          <w:lang w:val="uk-UA"/>
-        </w:rPr>
-        <w:t xml:space="preserve">для закладки </w:t>
-      </w:r>
-      <w:r>
-        <w:rPr>
-          <w:lang w:val="en-US"/>
-        </w:rPr>
-        <w:t>Draw</w:t>
-      </w:r>
-    </w:p>
-    <w:p>
-      <w:pPr>
-        <w:pStyle w:val="P1"/>
-        <w:rPr>
-          <w:lang w:val="uk-UA"/>
-        </w:rPr>
-      </w:pPr>
-      <w:r>
-        <w:rPr>
-          <w:lang w:val="uk-UA"/>
-        </w:rPr>
-      </w:r>
-    </w:p>
-    <w:p>
-      <w:pPr>
-        <w:pStyle w:val="P1"/>
-        <w:rPr>
-          <w:lang w:val="uk-UA"/>
-        </w:rPr>
-      </w:pPr>
-      <w:r>
+        <w:t>2</w:t>
+      </w:r>
+      <w:r>
+        <w:rPr/>
+        <w:t xml:space="preserve"> — Створені панелі </w:t>
+      </w:r>
+      <w:r>
+        <w:rPr/>
+        <w:t>для за</w:t>
+      </w:r>
+      <w:r>
+        <w:rPr/>
+        <w:t>кладок</w:t>
+      </w:r>
+    </w:p>
+    <w:p>
+      <w:pPr>
+        <w:pStyle w:val="IMG1"/>
+        <w:rPr/>
+      </w:pPr>
+      <w:r>
+        <w:rPr/>
+      </w:r>
+    </w:p>
+    <w:p>
+      <w:pPr>
+        <w:pStyle w:val="IMG1"/>
+        <w:rPr/>
+      </w:pPr>
+      <w:r>
+        <w:rPr>
+          <w:lang w:val="uk-UA"/>
+        </w:rPr>
         <w:drawing>
-          <wp:anchor behindDoc="0" distT="0" distB="0" distL="0" distR="0" simplePos="0" locked="0" layoutInCell="0" allowOverlap="1" relativeHeight="4">
-            <wp:simplePos x="0" y="0"/>
-            <wp:positionH relativeFrom="column">
-              <wp:align>center</wp:align>
-            </wp:positionH>
-            <wp:positionV relativeFrom="paragraph">
-              <wp:posOffset>635</wp:posOffset>
-            </wp:positionV>
+          <wp:inline distT="0" distB="0" distL="0" distR="0">
             <wp:extent cx="5731510" cy="5801360"/>
             <wp:effectExtent l="0" t="0" r="0" b="0"/>
-            <wp:wrapSquare wrapText="largest"/>
-            <wp:docPr id="3" name="Зображення3" descr=""/>
+            <wp:docPr id="3" name="Зображення2" descr=""/>
             <wp:cNvGraphicFramePr>
               <a:graphicFrameLocks xmlns:a="http://schemas.openxmlformats.org/drawingml/2006/main" noChangeAspect="1"/>
             </wp:cNvGraphicFramePr>
@@ -756,7 +731,7 @@
               <a:graphicData uri="http://schemas.openxmlformats.org/drawingml/2006/picture">
                 <pic:pic xmlns:pic="http://schemas.openxmlformats.org/drawingml/2006/picture">
                   <pic:nvPicPr>
-                    <pic:cNvPr id="3" name="Зображення3" descr=""/>
+                    <pic:cNvPr id="3" name="Зображення2" descr=""/>
                     <pic:cNvPicPr>
                       <a:picLocks noChangeAspect="1" noChangeArrowheads="1"/>
                     </pic:cNvPicPr>
@@ -780,68 +755,69 @@
                 </pic:pic>
               </a:graphicData>
             </a:graphic>
-          </wp:anchor>
+          </wp:inline>
         </w:drawing>
       </w:r>
       <w:r>
         <w:rPr>
           <w:lang w:val="uk-UA"/>
         </w:rPr>
-        <w:t xml:space="preserve">Рисунок 1.3 — Додані нові панелі </w:t>
+        <w:t>Рисунок 1.</w:t>
+      </w:r>
+      <w:r>
+        <w:rPr>
+          <w:lang w:val="uk-UA"/>
+        </w:rPr>
+        <w:t>3</w:t>
+      </w:r>
+      <w:r>
+        <w:rPr>
+          <w:lang w:val="uk-UA"/>
+        </w:rPr>
+        <w:t xml:space="preserve"> — Додані нові панелі</w:t>
       </w:r>
       <w:r>
         <w:rPr>
           <w:lang w:val="en-US"/>
         </w:rPr>
-        <w:t xml:space="preserve">Ribbon </w:t>
-      </w:r>
-      <w:r>
-        <w:rPr>
-          <w:lang w:val="uk-UA"/>
-        </w:rPr>
-        <w:t xml:space="preserve">для вкладки </w:t>
+        <w:t xml:space="preserve"> </w:t>
+      </w:r>
+      <w:r>
+        <w:rPr>
+          <w:lang w:val="uk-UA"/>
+        </w:rPr>
+        <w:t xml:space="preserve">для закладки </w:t>
       </w:r>
       <w:r>
         <w:rPr>
           <w:lang w:val="en-US"/>
         </w:rPr>
-        <w:t>Load</w:t>
-      </w:r>
-    </w:p>
-    <w:p>
-      <w:pPr>
-        <w:pStyle w:val="P1"/>
-        <w:rPr>
-          <w:lang w:val="en-US"/>
-        </w:rPr>
-      </w:pPr>
-      <w:r>
-        <w:rPr>
-          <w:lang w:val="en-US"/>
-        </w:rPr>
-      </w:r>
-    </w:p>
-    <w:p>
-      <w:pPr>
-        <w:pStyle w:val="P1"/>
-        <w:rPr>
-          <w:lang w:val="uk-UA"/>
-        </w:rPr>
-      </w:pPr>
-      <w:r>
+        <w:t>Draw</w:t>
+      </w:r>
+    </w:p>
+    <w:p>
+      <w:pPr>
+        <w:pStyle w:val="IMG1"/>
+        <w:rPr/>
+      </w:pPr>
+      <w:r>
+        <w:rPr/>
+      </w:r>
+    </w:p>
+    <w:p>
+      <w:pPr>
+        <w:pStyle w:val="IMG1"/>
+        <w:rPr/>
+      </w:pPr>
+      <w:r>
+        <w:rPr>
+          <w:lang w:val="uk-UA"/>
+        </w:rPr>
         <w:drawing>
-          <wp:anchor behindDoc="0" distT="0" distB="0" distL="0" distR="0" simplePos="0" locked="0" layoutInCell="0" allowOverlap="1" relativeHeight="5">
-            <wp:simplePos x="0" y="0"/>
-            <wp:positionH relativeFrom="column">
-              <wp:posOffset>59055</wp:posOffset>
-            </wp:positionH>
-            <wp:positionV relativeFrom="paragraph">
-              <wp:posOffset>51435</wp:posOffset>
-            </wp:positionV>
-            <wp:extent cx="5672455" cy="5367020"/>
+          <wp:inline distT="0" distB="0" distL="0" distR="0">
+            <wp:extent cx="5731510" cy="5801360"/>
             <wp:effectExtent l="0" t="0" r="0" b="0"/>
-            <wp:wrapSquare wrapText="largest"/>
-            <wp:docPr id="4" name="Зображення4" descr=""/>
+            <wp:docPr id="4" name="Зображення3" descr=""/>
             <wp:cNvGraphicFramePr>
               <a:graphicFrameLocks xmlns:a="http://schemas.openxmlformats.org/drawingml/2006/main" noChangeAspect="1"/>
             </wp:cNvGraphicFramePr>
@@ -849,14 +825,13 @@
               <a:graphicData uri="http://schemas.openxmlformats.org/drawingml/2006/picture">
                 <pic:pic xmlns:pic="http://schemas.openxmlformats.org/drawingml/2006/picture">
                   <pic:nvPicPr>
-                    <pic:cNvPr id="4" name="Зображення4" descr=""/>
+                    <pic:cNvPr id="4" name="Зображення3" descr=""/>
                     <pic:cNvPicPr>
                       <a:picLocks noChangeAspect="1" noChangeArrowheads="1"/>
                     </pic:cNvPicPr>
                   </pic:nvPicPr>
                   <pic:blipFill>
                     <a:blip r:embed="rId5"/>
-                    <a:srcRect l="1030" t="948" r="0" b="0"/>
                     <a:stretch>
                       <a:fillRect/>
                     </a:stretch>
@@ -864,7 +839,7 @@
                   <pic:spPr bwMode="auto">
                     <a:xfrm>
                       <a:off x="0" y="0"/>
-                      <a:ext cx="5672455" cy="5367020"/>
+                      <a:ext cx="5731510" cy="5801360"/>
                     </a:xfrm>
                     <a:prstGeom prst="rect">
                       <a:avLst/>
@@ -874,45 +849,85 @@
                 </pic:pic>
               </a:graphicData>
             </a:graphic>
-          </wp:anchor>
+          </wp:inline>
         </w:drawing>
       </w:r>
       <w:r>
         <w:rPr>
           <w:lang w:val="uk-UA"/>
         </w:rPr>
-        <w:t>Рисунок 1. — Додані області для вкладок</w:t>
-      </w:r>
-    </w:p>
-    <w:p>
-      <w:pPr>
-        <w:pStyle w:val="P1"/>
-        <w:rPr>
-          <w:lang w:val="uk-UA"/>
-        </w:rPr>
-      </w:pPr>
-      <w:r>
-        <w:rPr>
-          <w:lang w:val="uk-UA"/>
-        </w:rPr>
-      </w:r>
-    </w:p>
-    <w:p>
-      <w:pPr>
-        <w:pStyle w:val="P1"/>
-        <w:rPr>
-          <w:lang w:val="uk-UA"/>
-        </w:rPr>
-      </w:pPr>
-      <w:r>
-        <w:rPr>
-          <w:lang w:val="uk-UA"/>
-        </w:rPr>
+        <w:t>Рисунок 1.</w:t>
+      </w:r>
+      <w:r>
+        <w:rPr>
+          <w:lang w:val="uk-UA"/>
+        </w:rPr>
+        <w:t>4</w:t>
+      </w:r>
+      <w:r>
+        <w:rPr>
+          <w:lang w:val="uk-UA"/>
+        </w:rPr>
+        <w:t xml:space="preserve"> — Додані нові панелі</w:t>
+      </w:r>
+      <w:r>
+        <w:rPr>
+          <w:lang w:val="en-US"/>
+        </w:rPr>
+        <w:t xml:space="preserve"> </w:t>
+      </w:r>
+      <w:r>
+        <w:rPr>
+          <w:lang w:val="uk-UA"/>
+        </w:rPr>
+        <w:t xml:space="preserve">для </w:t>
+      </w:r>
+      <w:r>
+        <w:rPr>
+          <w:lang w:val="uk-UA"/>
+        </w:rPr>
+        <w:t>за</w:t>
+      </w:r>
+      <w:r>
+        <w:rPr>
+          <w:lang w:val="uk-UA"/>
+        </w:rPr>
+        <w:t xml:space="preserve">кладки </w:t>
+      </w:r>
+      <w:r>
+        <w:rPr>
+          <w:lang w:val="en-US"/>
+        </w:rPr>
+        <w:t>Loa</w:t>
+      </w:r>
+      <w:r>
+        <w:rPr>
+          <w:lang w:val="en-US"/>
+        </w:rPr>
+        <w:t>d</w:t>
+      </w:r>
+    </w:p>
+    <w:p>
+      <w:pPr>
+        <w:pStyle w:val="IMG1"/>
+        <w:rPr/>
+      </w:pPr>
+      <w:r>
+        <w:rPr/>
+      </w:r>
+    </w:p>
+    <w:p>
+      <w:pPr>
+        <w:pStyle w:val="IMG1"/>
+        <w:rPr/>
+      </w:pPr>
+      <w:r>
+        <w:rPr/>
         <w:drawing>
           <wp:inline distT="0" distB="0" distL="0" distR="0">
-            <wp:extent cx="3147695" cy="2073910"/>
+            <wp:extent cx="5731510" cy="3799205"/>
             <wp:effectExtent l="0" t="0" r="0" b="0"/>
-            <wp:docPr id="5" name="Зображення5" descr=""/>
+            <wp:docPr id="5" name="Зображення6" descr=""/>
             <wp:cNvGraphicFramePr>
               <a:graphicFrameLocks xmlns:a="http://schemas.openxmlformats.org/drawingml/2006/main" noChangeAspect="1"/>
             </wp:cNvGraphicFramePr>
@@ -920,13 +935,237 @@
               <a:graphicData uri="http://schemas.openxmlformats.org/drawingml/2006/picture">
                 <pic:pic xmlns:pic="http://schemas.openxmlformats.org/drawingml/2006/picture">
                   <pic:nvPicPr>
-                    <pic:cNvPr id="5" name="Зображення5" descr=""/>
+                    <pic:cNvPr id="5" name="Зображення6" descr=""/>
                     <pic:cNvPicPr>
                       <a:picLocks noChangeAspect="1" noChangeArrowheads="1"/>
                     </pic:cNvPicPr>
                   </pic:nvPicPr>
                   <pic:blipFill>
                     <a:blip r:embed="rId6"/>
+                    <a:stretch>
+                      <a:fillRect/>
+                    </a:stretch>
+                  </pic:blipFill>
+                  <pic:spPr bwMode="auto">
+                    <a:xfrm>
+                      <a:off x="0" y="0"/>
+                      <a:ext cx="5731510" cy="3799205"/>
+                    </a:xfrm>
+                    <a:prstGeom prst="rect">
+                      <a:avLst/>
+                    </a:prstGeom>
+                    <a:noFill/>
+                  </pic:spPr>
+                </pic:pic>
+              </a:graphicData>
+            </a:graphic>
+          </wp:inline>
+        </w:drawing>
+      </w:r>
+    </w:p>
+    <w:p>
+      <w:pPr>
+        <w:pStyle w:val="IMG1"/>
+        <w:rPr/>
+      </w:pPr>
+      <w:r>
+        <w:rPr/>
+        <w:t>Рисунок 1.</w:t>
+      </w:r>
+      <w:r>
+        <w:rPr>
+          <w:lang w:val="uk-UA"/>
+        </w:rPr>
+        <w:t>5</w:t>
+      </w:r>
+      <w:r>
+        <w:rPr/>
+        <w:t xml:space="preserve"> — Опис доданої кнопки</w:t>
+      </w:r>
+    </w:p>
+    <w:p>
+      <w:pPr>
+        <w:pStyle w:val="P1"/>
+        <w:rPr>
+          <w:lang w:val="uk-UA"/>
+        </w:rPr>
+      </w:pPr>
+      <w:r>
+        <w:rPr>
+          <w:lang w:val="uk-UA"/>
+        </w:rPr>
+      </w:r>
+    </w:p>
+    <w:p>
+      <w:pPr>
+        <w:pStyle w:val="P1"/>
+        <w:rPr>
+          <w:lang w:val="uk-UA"/>
+        </w:rPr>
+      </w:pPr>
+      <w:r>
+        <w:rPr>
+          <w:lang w:val="uk-UA"/>
+        </w:rPr>
+        <w:t>Аби кнопка могла завантажити файл .</w:t>
+      </w:r>
+      <w:r>
+        <w:rPr>
+          <w:lang w:val="en-US"/>
+        </w:rPr>
+        <w:t xml:space="preserve">lsp </w:t>
+      </w:r>
+      <w:r>
+        <w:rPr>
+          <w:lang w:val="uk-UA"/>
+        </w:rPr>
+        <w:t>за назвою</w:t>
+      </w:r>
+      <w:r>
+        <w:rPr>
+          <w:lang w:val="en-US"/>
+        </w:rPr>
+        <w:t xml:space="preserve">, </w:t>
+      </w:r>
+      <w:r>
+        <w:rPr>
+          <w:lang w:val="uk-UA"/>
+        </w:rPr>
+        <w:t xml:space="preserve">шлях до нього додано як стандартний через </w:t>
+      </w:r>
+      <w:r>
+        <w:rPr>
+          <w:lang w:val="en-US"/>
+        </w:rPr>
+        <w:t>Options &gt; Files &gt; Support File Search Path:</w:t>
+      </w:r>
+    </w:p>
+    <w:p>
+      <w:pPr>
+        <w:pStyle w:val="P1"/>
+        <w:rPr>
+          <w:lang w:val="en-US"/>
+        </w:rPr>
+      </w:pPr>
+      <w:r>
+        <w:rPr>
+          <w:lang w:val="en-US"/>
+        </w:rPr>
+      </w:r>
+    </w:p>
+    <w:p>
+      <w:pPr>
+        <w:pStyle w:val="IMG1"/>
+        <w:rPr/>
+      </w:pPr>
+      <w:r>
+        <w:rPr/>
+        <w:drawing>
+          <wp:inline distT="0" distB="0" distL="0" distR="0">
+            <wp:extent cx="5731510" cy="2363470"/>
+            <wp:effectExtent l="0" t="0" r="0" b="0"/>
+            <wp:docPr id="6" name="Зображення8" descr=""/>
+            <wp:cNvGraphicFramePr>
+              <a:graphicFrameLocks xmlns:a="http://schemas.openxmlformats.org/drawingml/2006/main" noChangeAspect="1"/>
+            </wp:cNvGraphicFramePr>
+            <a:graphic xmlns:a="http://schemas.openxmlformats.org/drawingml/2006/main">
+              <a:graphicData uri="http://schemas.openxmlformats.org/drawingml/2006/picture">
+                <pic:pic xmlns:pic="http://schemas.openxmlformats.org/drawingml/2006/picture">
+                  <pic:nvPicPr>
+                    <pic:cNvPr id="6" name="Зображення8" descr=""/>
+                    <pic:cNvPicPr>
+                      <a:picLocks noChangeAspect="1" noChangeArrowheads="1"/>
+                    </pic:cNvPicPr>
+                  </pic:nvPicPr>
+                  <pic:blipFill>
+                    <a:blip r:embed="rId7"/>
+                    <a:stretch>
+                      <a:fillRect/>
+                    </a:stretch>
+                  </pic:blipFill>
+                  <pic:spPr bwMode="auto">
+                    <a:xfrm>
+                      <a:off x="0" y="0"/>
+                      <a:ext cx="5731510" cy="2363470"/>
+                    </a:xfrm>
+                    <a:prstGeom prst="rect">
+                      <a:avLst/>
+                    </a:prstGeom>
+                    <a:noFill/>
+                  </pic:spPr>
+                </pic:pic>
+              </a:graphicData>
+            </a:graphic>
+          </wp:inline>
+        </w:drawing>
+      </w:r>
+      <w:r>
+        <w:rPr/>
+        <w:t>Рисунок 1.</w:t>
+      </w:r>
+      <w:r>
+        <w:rPr/>
+        <w:t>6</w:t>
+      </w:r>
+      <w:r>
+        <w:rPr/>
+        <w:t xml:space="preserve"> — Доданий шлях до файлу</w:t>
+      </w:r>
+    </w:p>
+    <w:p>
+      <w:pPr>
+        <w:pStyle w:val="IMG1"/>
+        <w:rPr/>
+      </w:pPr>
+      <w:r>
+        <w:rPr/>
+      </w:r>
+    </w:p>
+    <w:p>
+      <w:pPr>
+        <w:pStyle w:val="H2"/>
+        <w:rPr/>
+      </w:pPr>
+      <w:r>
+        <w:rPr/>
+        <w:t>Результати</w:t>
+      </w:r>
+    </w:p>
+    <w:p>
+      <w:pPr>
+        <w:pStyle w:val="P1"/>
+        <w:rPr/>
+      </w:pPr>
+      <w:r>
+        <w:rPr/>
+      </w:r>
+    </w:p>
+    <w:p>
+      <w:pPr>
+        <w:pStyle w:val="IMG1"/>
+        <w:rPr/>
+      </w:pPr>
+      <w:r>
+        <w:rPr/>
+        <w:drawing>
+          <wp:inline distT="0" distB="0" distL="0" distR="0">
+            <wp:extent cx="3147695" cy="2073910"/>
+            <wp:effectExtent l="0" t="0" r="0" b="0"/>
+            <wp:docPr id="7" name="Зображення5" descr=""/>
+            <wp:cNvGraphicFramePr>
+              <a:graphicFrameLocks xmlns:a="http://schemas.openxmlformats.org/drawingml/2006/main" noChangeAspect="1"/>
+            </wp:cNvGraphicFramePr>
+            <a:graphic xmlns:a="http://schemas.openxmlformats.org/drawingml/2006/main">
+              <a:graphicData uri="http://schemas.openxmlformats.org/drawingml/2006/picture">
+                <pic:pic xmlns:pic="http://schemas.openxmlformats.org/drawingml/2006/picture">
+                  <pic:nvPicPr>
+                    <pic:cNvPr id="7" name="Зображення5" descr=""/>
+                    <pic:cNvPicPr>
+                      <a:picLocks noChangeAspect="1" noChangeArrowheads="1"/>
+                    </pic:cNvPicPr>
+                  </pic:nvPicPr>
+                  <pic:blipFill>
+                    <a:blip r:embed="rId8"/>
                     <a:srcRect l="3658" t="5340" r="0" b="0"/>
                     <a:stretch>
                       <a:fillRect/>
@@ -951,22 +1190,138 @@
     </w:p>
     <w:p>
       <w:pPr>
-        <w:pStyle w:val="P1"/>
-        <w:rPr>
-          <w:lang w:val="uk-UA"/>
-        </w:rPr>
-      </w:pPr>
-      <w:r>
-        <w:rPr>
-          <w:lang w:val="uk-UA"/>
-        </w:rPr>
-        <w:t xml:space="preserve">Рисунок 1. — Вигляд вкладки </w:t>
+        <w:pStyle w:val="IMG1"/>
+        <w:rPr/>
+      </w:pPr>
+      <w:r>
+        <w:rPr/>
+        <w:t xml:space="preserve">Рисунок </w:t>
+      </w:r>
+      <w:r>
+        <w:rPr/>
+        <w:t>2</w:t>
+      </w:r>
+      <w:r>
+        <w:rPr/>
+        <w:t>.</w:t>
+      </w:r>
+      <w:r>
+        <w:rPr/>
+        <w:t>1</w:t>
+      </w:r>
+      <w:r>
+        <w:rPr/>
+        <w:t xml:space="preserve"> — Вигляд </w:t>
+      </w:r>
+      <w:r>
+        <w:rPr/>
+        <w:t>за</w:t>
+      </w:r>
+      <w:r>
+        <w:rPr/>
+        <w:t xml:space="preserve">кладки </w:t>
       </w:r>
       <w:r>
         <w:rPr>
           <w:lang w:val="en-US"/>
         </w:rPr>
         <w:t>Run</w:t>
+      </w:r>
+    </w:p>
+    <w:p>
+      <w:pPr>
+        <w:pStyle w:val="IMG1"/>
+        <w:rPr/>
+      </w:pPr>
+      <w:r>
+        <w:rPr/>
+      </w:r>
+    </w:p>
+    <w:p>
+      <w:pPr>
+        <w:pStyle w:val="IMG1"/>
+        <w:rPr/>
+      </w:pPr>
+      <w:r>
+        <w:rPr/>
+        <w:drawing>
+          <wp:inline distT="0" distB="0" distL="0" distR="0">
+            <wp:extent cx="5731510" cy="1226185"/>
+            <wp:effectExtent l="0" t="0" r="0" b="0"/>
+            <wp:docPr id="8" name="Зображення7" descr=""/>
+            <wp:cNvGraphicFramePr>
+              <a:graphicFrameLocks xmlns:a="http://schemas.openxmlformats.org/drawingml/2006/main" noChangeAspect="1"/>
+            </wp:cNvGraphicFramePr>
+            <a:graphic xmlns:a="http://schemas.openxmlformats.org/drawingml/2006/main">
+              <a:graphicData uri="http://schemas.openxmlformats.org/drawingml/2006/picture">
+                <pic:pic xmlns:pic="http://schemas.openxmlformats.org/drawingml/2006/picture">
+                  <pic:nvPicPr>
+                    <pic:cNvPr id="8" name="Зображення7" descr=""/>
+                    <pic:cNvPicPr>
+                      <a:picLocks noChangeAspect="1" noChangeArrowheads="1"/>
+                    </pic:cNvPicPr>
+                  </pic:nvPicPr>
+                  <pic:blipFill>
+                    <a:blip r:embed="rId9"/>
+                    <a:stretch>
+                      <a:fillRect/>
+                    </a:stretch>
+                  </pic:blipFill>
+                  <pic:spPr bwMode="auto">
+                    <a:xfrm>
+                      <a:off x="0" y="0"/>
+                      <a:ext cx="5731510" cy="1226185"/>
+                    </a:xfrm>
+                    <a:prstGeom prst="rect">
+                      <a:avLst/>
+                    </a:prstGeom>
+                    <a:noFill/>
+                  </pic:spPr>
+                </pic:pic>
+              </a:graphicData>
+            </a:graphic>
+          </wp:inline>
+        </w:drawing>
+      </w:r>
+    </w:p>
+    <w:p>
+      <w:pPr>
+        <w:pStyle w:val="IMG1"/>
+        <w:rPr/>
+      </w:pPr>
+      <w:r>
+        <w:rPr/>
+        <w:t xml:space="preserve">Рисунок </w:t>
+      </w:r>
+      <w:r>
+        <w:rPr/>
+        <w:t>2</w:t>
+      </w:r>
+      <w:r>
+        <w:rPr/>
+        <w:t>.</w:t>
+      </w:r>
+      <w:r>
+        <w:rPr/>
+        <w:t>2</w:t>
+      </w:r>
+      <w:r>
+        <w:rPr/>
+        <w:t xml:space="preserve"> — Вигляд </w:t>
+      </w:r>
+      <w:r>
+        <w:rPr/>
+        <w:t>за</w:t>
+      </w:r>
+      <w:r>
+        <w:rPr/>
+        <w:t xml:space="preserve">кладки </w:t>
+      </w:r>
+      <w:r>
+        <w:rPr>
+          <w:lang w:val="en-US"/>
+        </w:rPr>
+        <w:t>Draw</w:t>
       </w:r>
     </w:p>
     <w:sectPr>
@@ -1673,7 +2028,29 @@
       <w:lang w:val="en-US"/>
     </w:rPr>
   </w:style>
-  <w:style w:type="numbering" w:styleId="Style14">
+  <w:style w:type="paragraph" w:styleId="Style14">
+    <w:name w:val="Верхній і нижній колонтитули"/>
+    <w:basedOn w:val="Normal"/>
+    <w:qFormat/>
+    <w:pPr>
+      <w:suppressLineNumbers/>
+      <w:tabs>
+        <w:tab w:val="clear" w:pos="851"/>
+        <w:tab w:val="center" w:pos="4513" w:leader="none"/>
+        <w:tab w:val="right" w:pos="9026" w:leader="none"/>
+      </w:tabs>
+    </w:pPr>
+    <w:rPr/>
+  </w:style>
+  <w:style w:type="paragraph" w:styleId="Footer">
+    <w:name w:val="footer"/>
+    <w:basedOn w:val="Style14"/>
+    <w:pPr>
+      <w:suppressLineNumbers/>
+    </w:pPr>
+    <w:rPr/>
+  </w:style>
+  <w:style w:type="numbering" w:styleId="Style15">
     <w:name w:val="Без маркерів"/>
     <w:qFormat/>
   </w:style>

--- a/32SP Systemy projektuvannja/3/KNT-122_Onyshchenko_Variant-19_PR3.docx
+++ b/32SP Systemy projektuvannja/3/KNT-122_Onyshchenko_Variant-19_PR3.docx
@@ -197,7 +197,15 @@
       </w:pPr>
       <w:r>
         <w:rPr/>
-        <w:t>Тема «Програмне формування креслеників»</w:t>
+        <w:t>Тема «</w:t>
+      </w:r>
+      <w:r>
+        <w:rPr/>
+        <w:t>Інтерфейс користувача</w:t>
+      </w:r>
+      <w:r>
+        <w:rPr/>
+        <w:t>»</w:t>
       </w:r>
     </w:p>
     <w:p>
@@ -640,9 +648,9 @@
         <w:rPr/>
         <w:drawing>
           <wp:inline distT="0" distB="0" distL="0" distR="0">
-            <wp:extent cx="5672455" cy="5367020"/>
+            <wp:extent cx="5731510" cy="3799205"/>
             <wp:effectExtent l="0" t="0" r="0" b="0"/>
-            <wp:docPr id="2" name="Зображення4" descr=""/>
+            <wp:docPr id="2" name="Зображення6" descr=""/>
             <wp:cNvGraphicFramePr>
               <a:graphicFrameLocks xmlns:a="http://schemas.openxmlformats.org/drawingml/2006/main" noChangeAspect="1"/>
             </wp:cNvGraphicFramePr>
@@ -650,298 +658,13 @@
               <a:graphicData uri="http://schemas.openxmlformats.org/drawingml/2006/picture">
                 <pic:pic xmlns:pic="http://schemas.openxmlformats.org/drawingml/2006/picture">
                   <pic:nvPicPr>
-                    <pic:cNvPr id="2" name="Зображення4" descr=""/>
+                    <pic:cNvPr id="2" name="Зображення6" descr=""/>
                     <pic:cNvPicPr>
                       <a:picLocks noChangeAspect="1" noChangeArrowheads="1"/>
                     </pic:cNvPicPr>
                   </pic:nvPicPr>
                   <pic:blipFill>
                     <a:blip r:embed="rId3"/>
-                    <a:srcRect l="1030" t="948" r="0" b="0"/>
-                    <a:stretch>
-                      <a:fillRect/>
-                    </a:stretch>
-                  </pic:blipFill>
-                  <pic:spPr bwMode="auto">
-                    <a:xfrm>
-                      <a:off x="0" y="0"/>
-                      <a:ext cx="5672455" cy="5367020"/>
-                    </a:xfrm>
-                    <a:prstGeom prst="rect">
-                      <a:avLst/>
-                    </a:prstGeom>
-                    <a:noFill/>
-                  </pic:spPr>
-                </pic:pic>
-              </a:graphicData>
-            </a:graphic>
-          </wp:inline>
-        </w:drawing>
-      </w:r>
-      <w:r>
-        <w:rPr/>
-        <w:t>Рисунок 1.</w:t>
-      </w:r>
-      <w:r>
-        <w:rPr>
-          <w:lang w:val="en-US"/>
-        </w:rPr>
-        <w:t>2</w:t>
-      </w:r>
-      <w:r>
-        <w:rPr/>
-        <w:t xml:space="preserve"> — Створені панелі </w:t>
-      </w:r>
-      <w:r>
-        <w:rPr/>
-        <w:t>для за</w:t>
-      </w:r>
-      <w:r>
-        <w:rPr/>
-        <w:t>кладок</w:t>
-      </w:r>
-    </w:p>
-    <w:p>
-      <w:pPr>
-        <w:pStyle w:val="IMG1"/>
-        <w:rPr/>
-      </w:pPr>
-      <w:r>
-        <w:rPr/>
-      </w:r>
-    </w:p>
-    <w:p>
-      <w:pPr>
-        <w:pStyle w:val="IMG1"/>
-        <w:rPr/>
-      </w:pPr>
-      <w:r>
-        <w:rPr>
-          <w:lang w:val="uk-UA"/>
-        </w:rPr>
-        <w:drawing>
-          <wp:inline distT="0" distB="0" distL="0" distR="0">
-            <wp:extent cx="5731510" cy="5801360"/>
-            <wp:effectExtent l="0" t="0" r="0" b="0"/>
-            <wp:docPr id="3" name="Зображення2" descr=""/>
-            <wp:cNvGraphicFramePr>
-              <a:graphicFrameLocks xmlns:a="http://schemas.openxmlformats.org/drawingml/2006/main" noChangeAspect="1"/>
-            </wp:cNvGraphicFramePr>
-            <a:graphic xmlns:a="http://schemas.openxmlformats.org/drawingml/2006/main">
-              <a:graphicData uri="http://schemas.openxmlformats.org/drawingml/2006/picture">
-                <pic:pic xmlns:pic="http://schemas.openxmlformats.org/drawingml/2006/picture">
-                  <pic:nvPicPr>
-                    <pic:cNvPr id="3" name="Зображення2" descr=""/>
-                    <pic:cNvPicPr>
-                      <a:picLocks noChangeAspect="1" noChangeArrowheads="1"/>
-                    </pic:cNvPicPr>
-                  </pic:nvPicPr>
-                  <pic:blipFill>
-                    <a:blip r:embed="rId4"/>
-                    <a:stretch>
-                      <a:fillRect/>
-                    </a:stretch>
-                  </pic:blipFill>
-                  <pic:spPr bwMode="auto">
-                    <a:xfrm>
-                      <a:off x="0" y="0"/>
-                      <a:ext cx="5731510" cy="5801360"/>
-                    </a:xfrm>
-                    <a:prstGeom prst="rect">
-                      <a:avLst/>
-                    </a:prstGeom>
-                    <a:noFill/>
-                  </pic:spPr>
-                </pic:pic>
-              </a:graphicData>
-            </a:graphic>
-          </wp:inline>
-        </w:drawing>
-      </w:r>
-      <w:r>
-        <w:rPr>
-          <w:lang w:val="uk-UA"/>
-        </w:rPr>
-        <w:t>Рисунок 1.</w:t>
-      </w:r>
-      <w:r>
-        <w:rPr>
-          <w:lang w:val="uk-UA"/>
-        </w:rPr>
-        <w:t>3</w:t>
-      </w:r>
-      <w:r>
-        <w:rPr>
-          <w:lang w:val="uk-UA"/>
-        </w:rPr>
-        <w:t xml:space="preserve"> — Додані нові панелі</w:t>
-      </w:r>
-      <w:r>
-        <w:rPr>
-          <w:lang w:val="en-US"/>
-        </w:rPr>
-        <w:t xml:space="preserve"> </w:t>
-      </w:r>
-      <w:r>
-        <w:rPr>
-          <w:lang w:val="uk-UA"/>
-        </w:rPr>
-        <w:t xml:space="preserve">для закладки </w:t>
-      </w:r>
-      <w:r>
-        <w:rPr>
-          <w:lang w:val="en-US"/>
-        </w:rPr>
-        <w:t>Draw</w:t>
-      </w:r>
-    </w:p>
-    <w:p>
-      <w:pPr>
-        <w:pStyle w:val="IMG1"/>
-        <w:rPr/>
-      </w:pPr>
-      <w:r>
-        <w:rPr/>
-      </w:r>
-    </w:p>
-    <w:p>
-      <w:pPr>
-        <w:pStyle w:val="IMG1"/>
-        <w:rPr/>
-      </w:pPr>
-      <w:r>
-        <w:rPr>
-          <w:lang w:val="uk-UA"/>
-        </w:rPr>
-        <w:drawing>
-          <wp:inline distT="0" distB="0" distL="0" distR="0">
-            <wp:extent cx="5731510" cy="5801360"/>
-            <wp:effectExtent l="0" t="0" r="0" b="0"/>
-            <wp:docPr id="4" name="Зображення3" descr=""/>
-            <wp:cNvGraphicFramePr>
-              <a:graphicFrameLocks xmlns:a="http://schemas.openxmlformats.org/drawingml/2006/main" noChangeAspect="1"/>
-            </wp:cNvGraphicFramePr>
-            <a:graphic xmlns:a="http://schemas.openxmlformats.org/drawingml/2006/main">
-              <a:graphicData uri="http://schemas.openxmlformats.org/drawingml/2006/picture">
-                <pic:pic xmlns:pic="http://schemas.openxmlformats.org/drawingml/2006/picture">
-                  <pic:nvPicPr>
-                    <pic:cNvPr id="4" name="Зображення3" descr=""/>
-                    <pic:cNvPicPr>
-                      <a:picLocks noChangeAspect="1" noChangeArrowheads="1"/>
-                    </pic:cNvPicPr>
-                  </pic:nvPicPr>
-                  <pic:blipFill>
-                    <a:blip r:embed="rId5"/>
-                    <a:stretch>
-                      <a:fillRect/>
-                    </a:stretch>
-                  </pic:blipFill>
-                  <pic:spPr bwMode="auto">
-                    <a:xfrm>
-                      <a:off x="0" y="0"/>
-                      <a:ext cx="5731510" cy="5801360"/>
-                    </a:xfrm>
-                    <a:prstGeom prst="rect">
-                      <a:avLst/>
-                    </a:prstGeom>
-                    <a:noFill/>
-                  </pic:spPr>
-                </pic:pic>
-              </a:graphicData>
-            </a:graphic>
-          </wp:inline>
-        </w:drawing>
-      </w:r>
-      <w:r>
-        <w:rPr>
-          <w:lang w:val="uk-UA"/>
-        </w:rPr>
-        <w:t>Рисунок 1.</w:t>
-      </w:r>
-      <w:r>
-        <w:rPr>
-          <w:lang w:val="uk-UA"/>
-        </w:rPr>
-        <w:t>4</w:t>
-      </w:r>
-      <w:r>
-        <w:rPr>
-          <w:lang w:val="uk-UA"/>
-        </w:rPr>
-        <w:t xml:space="preserve"> — Додані нові панелі</w:t>
-      </w:r>
-      <w:r>
-        <w:rPr>
-          <w:lang w:val="en-US"/>
-        </w:rPr>
-        <w:t xml:space="preserve"> </w:t>
-      </w:r>
-      <w:r>
-        <w:rPr>
-          <w:lang w:val="uk-UA"/>
-        </w:rPr>
-        <w:t xml:space="preserve">для </w:t>
-      </w:r>
-      <w:r>
-        <w:rPr>
-          <w:lang w:val="uk-UA"/>
-        </w:rPr>
-        <w:t>за</w:t>
-      </w:r>
-      <w:r>
-        <w:rPr>
-          <w:lang w:val="uk-UA"/>
-        </w:rPr>
-        <w:t xml:space="preserve">кладки </w:t>
-      </w:r>
-      <w:r>
-        <w:rPr>
-          <w:lang w:val="en-US"/>
-        </w:rPr>
-        <w:t>Loa</w:t>
-      </w:r>
-      <w:r>
-        <w:rPr>
-          <w:lang w:val="en-US"/>
-        </w:rPr>
-        <w:t>d</w:t>
-      </w:r>
-    </w:p>
-    <w:p>
-      <w:pPr>
-        <w:pStyle w:val="IMG1"/>
-        <w:rPr/>
-      </w:pPr>
-      <w:r>
-        <w:rPr/>
-      </w:r>
-    </w:p>
-    <w:p>
-      <w:pPr>
-        <w:pStyle w:val="IMG1"/>
-        <w:rPr/>
-      </w:pPr>
-      <w:r>
-        <w:rPr/>
-        <w:drawing>
-          <wp:inline distT="0" distB="0" distL="0" distR="0">
-            <wp:extent cx="5731510" cy="3799205"/>
-            <wp:effectExtent l="0" t="0" r="0" b="0"/>
-            <wp:docPr id="5" name="Зображення6" descr=""/>
-            <wp:cNvGraphicFramePr>
-              <a:graphicFrameLocks xmlns:a="http://schemas.openxmlformats.org/drawingml/2006/main" noChangeAspect="1"/>
-            </wp:cNvGraphicFramePr>
-            <a:graphic xmlns:a="http://schemas.openxmlformats.org/drawingml/2006/main">
-              <a:graphicData uri="http://schemas.openxmlformats.org/drawingml/2006/picture">
-                <pic:pic xmlns:pic="http://schemas.openxmlformats.org/drawingml/2006/picture">
-                  <pic:nvPicPr>
-                    <pic:cNvPr id="5" name="Зображення6" descr=""/>
-                    <pic:cNvPicPr>
-                      <a:picLocks noChangeAspect="1" noChangeArrowheads="1"/>
-                    </pic:cNvPicPr>
-                  </pic:nvPicPr>
-                  <pic:blipFill>
-                    <a:blip r:embed="rId6"/>
                     <a:stretch>
                       <a:fillRect/>
                     </a:stretch>
@@ -974,9 +697,9 @@
       </w:r>
       <w:r>
         <w:rPr>
-          <w:lang w:val="uk-UA"/>
-        </w:rPr>
-        <w:t>5</w:t>
+          <w:lang w:val="en-US"/>
+        </w:rPr>
+        <w:t>2</w:t>
       </w:r>
       <w:r>
         <w:rPr/>
@@ -1064,7 +787,7 @@
           <wp:inline distT="0" distB="0" distL="0" distR="0">
             <wp:extent cx="5731510" cy="2363470"/>
             <wp:effectExtent l="0" t="0" r="0" b="0"/>
-            <wp:docPr id="6" name="Зображення8" descr=""/>
+            <wp:docPr id="3" name="Зображення8" descr=""/>
             <wp:cNvGraphicFramePr>
               <a:graphicFrameLocks xmlns:a="http://schemas.openxmlformats.org/drawingml/2006/main" noChangeAspect="1"/>
             </wp:cNvGraphicFramePr>
@@ -1072,13 +795,13 @@
               <a:graphicData uri="http://schemas.openxmlformats.org/drawingml/2006/picture">
                 <pic:pic xmlns:pic="http://schemas.openxmlformats.org/drawingml/2006/picture">
                   <pic:nvPicPr>
-                    <pic:cNvPr id="6" name="Зображення8" descr=""/>
+                    <pic:cNvPr id="3" name="Зображення8" descr=""/>
                     <pic:cNvPicPr>
                       <a:picLocks noChangeAspect="1" noChangeArrowheads="1"/>
                     </pic:cNvPicPr>
                   </pic:nvPicPr>
                   <pic:blipFill>
-                    <a:blip r:embed="rId7"/>
+                    <a:blip r:embed="rId4"/>
                     <a:stretch>
                       <a:fillRect/>
                     </a:stretch>
@@ -1105,7 +828,7 @@
       </w:r>
       <w:r>
         <w:rPr/>
-        <w:t>6</w:t>
+        <w:t>3</w:t>
       </w:r>
       <w:r>
         <w:rPr/>
@@ -1115,6 +838,25 @@
     <w:p>
       <w:pPr>
         <w:pStyle w:val="IMG1"/>
+        <w:rPr/>
+      </w:pPr>
+      <w:r>
+        <w:rPr/>
+      </w:r>
+    </w:p>
+    <w:p>
+      <w:pPr>
+        <w:pStyle w:val="P1"/>
+        <w:rPr/>
+      </w:pPr>
+      <w:r>
+        <w:rPr/>
+        <w:t>Для додавання стовпця кнопок зроблено підпанель з трьома рядками, в які додано кожну команду.</w:t>
+      </w:r>
+    </w:p>
+    <w:p>
+      <w:pPr>
+        <w:pStyle w:val="P1"/>
         <w:rPr/>
       </w:pPr>
       <w:r>
@@ -1149,9 +891,9 @@
         <w:rPr/>
         <w:drawing>
           <wp:inline distT="0" distB="0" distL="0" distR="0">
-            <wp:extent cx="3147695" cy="2073910"/>
+            <wp:extent cx="3382010" cy="1666875"/>
             <wp:effectExtent l="0" t="0" r="0" b="0"/>
-            <wp:docPr id="7" name="Зображення5" descr=""/>
+            <wp:docPr id="4" name="Зображення2" descr=""/>
             <wp:cNvGraphicFramePr>
               <a:graphicFrameLocks xmlns:a="http://schemas.openxmlformats.org/drawingml/2006/main" noChangeAspect="1"/>
             </wp:cNvGraphicFramePr>
@@ -1159,14 +901,13 @@
               <a:graphicData uri="http://schemas.openxmlformats.org/drawingml/2006/picture">
                 <pic:pic xmlns:pic="http://schemas.openxmlformats.org/drawingml/2006/picture">
                   <pic:nvPicPr>
-                    <pic:cNvPr id="7" name="Зображення5" descr=""/>
+                    <pic:cNvPr id="4" name="Зображення2" descr=""/>
                     <pic:cNvPicPr>
                       <a:picLocks noChangeAspect="1" noChangeArrowheads="1"/>
                     </pic:cNvPicPr>
                   </pic:nvPicPr>
                   <pic:blipFill>
-                    <a:blip r:embed="rId8"/>
-                    <a:srcRect l="3658" t="5340" r="0" b="0"/>
+                    <a:blip r:embed="rId5"/>
                     <a:stretch>
                       <a:fillRect/>
                     </a:stretch>
@@ -1174,7 +915,7 @@
                   <pic:spPr bwMode="auto">
                     <a:xfrm>
                       <a:off x="0" y="0"/>
-                      <a:ext cx="3147695" cy="2073910"/>
+                      <a:ext cx="3382010" cy="1666875"/>
                     </a:xfrm>
                     <a:prstGeom prst="rect">
                       <a:avLst/>
@@ -1195,31 +936,7 @@
       </w:pPr>
       <w:r>
         <w:rPr/>
-        <w:t xml:space="preserve">Рисунок </w:t>
-      </w:r>
-      <w:r>
-        <w:rPr/>
-        <w:t>2</w:t>
-      </w:r>
-      <w:r>
-        <w:rPr/>
-        <w:t>.</w:t>
-      </w:r>
-      <w:r>
-        <w:rPr/>
-        <w:t>1</w:t>
-      </w:r>
-      <w:r>
-        <w:rPr/>
-        <w:t xml:space="preserve"> — Вигляд </w:t>
-      </w:r>
-      <w:r>
-        <w:rPr/>
-        <w:t>за</w:t>
-      </w:r>
-      <w:r>
-        <w:rPr/>
-        <w:t xml:space="preserve">кладки </w:t>
+        <w:t xml:space="preserve">Рисунок 2.1 — Вигляд закладки </w:t>
       </w:r>
       <w:r>
         <w:rPr>
@@ -1246,9 +963,9 @@
         <w:rPr/>
         <w:drawing>
           <wp:inline distT="0" distB="0" distL="0" distR="0">
-            <wp:extent cx="5731510" cy="1226185"/>
+            <wp:extent cx="5731510" cy="947420"/>
             <wp:effectExtent l="0" t="0" r="0" b="0"/>
-            <wp:docPr id="8" name="Зображення7" descr=""/>
+            <wp:docPr id="5" name="Зображення3" descr=""/>
             <wp:cNvGraphicFramePr>
               <a:graphicFrameLocks xmlns:a="http://schemas.openxmlformats.org/drawingml/2006/main" noChangeAspect="1"/>
             </wp:cNvGraphicFramePr>
@@ -1256,13 +973,13 @@
               <a:graphicData uri="http://schemas.openxmlformats.org/drawingml/2006/picture">
                 <pic:pic xmlns:pic="http://schemas.openxmlformats.org/drawingml/2006/picture">
                   <pic:nvPicPr>
-                    <pic:cNvPr id="8" name="Зображення7" descr=""/>
+                    <pic:cNvPr id="5" name="Зображення3" descr=""/>
                     <pic:cNvPicPr>
                       <a:picLocks noChangeAspect="1" noChangeArrowheads="1"/>
                     </pic:cNvPicPr>
                   </pic:nvPicPr>
                   <pic:blipFill>
-                    <a:blip r:embed="rId9"/>
+                    <a:blip r:embed="rId6"/>
                     <a:stretch>
                       <a:fillRect/>
                     </a:stretch>
@@ -1270,7 +987,7 @@
                   <pic:spPr bwMode="auto">
                     <a:xfrm>
                       <a:off x="0" y="0"/>
-                      <a:ext cx="5731510" cy="1226185"/>
+                      <a:ext cx="5731510" cy="947420"/>
                     </a:xfrm>
                     <a:prstGeom prst="rect">
                       <a:avLst/>
@@ -1283,39 +1000,9 @@
           </wp:inline>
         </w:drawing>
       </w:r>
-    </w:p>
-    <w:p>
-      <w:pPr>
-        <w:pStyle w:val="IMG1"/>
-        <w:rPr/>
-      </w:pPr>
-      <w:r>
-        <w:rPr/>
-        <w:t xml:space="preserve">Рисунок </w:t>
-      </w:r>
-      <w:r>
-        <w:rPr/>
-        <w:t>2</w:t>
-      </w:r>
-      <w:r>
-        <w:rPr/>
-        <w:t>.</w:t>
-      </w:r>
-      <w:r>
-        <w:rPr/>
-        <w:t>2</w:t>
-      </w:r>
-      <w:r>
-        <w:rPr/>
-        <w:t xml:space="preserve"> — Вигляд </w:t>
-      </w:r>
-      <w:r>
-        <w:rPr/>
-        <w:t>за</w:t>
-      </w:r>
-      <w:r>
-        <w:rPr/>
-        <w:t xml:space="preserve">кладки </w:t>
+      <w:r>
+        <w:rPr/>
+        <w:t xml:space="preserve">Рисунок 2.2 — Вигляд закладки </w:t>
       </w:r>
       <w:r>
         <w:rPr>
@@ -1360,7 +1047,7 @@
     <w:pPr>
       <w:widowControl/>
       <w:suppressAutoHyphens w:val="true"/>
-      <w:overflowPunct w:val="true"/>
+      <w:overflowPunct w:val="false"/>
       <w:bidi w:val="0"/>
       <w:spacing w:lineRule="auto" w:line="360" w:before="0" w:after="0"/>
       <w:ind w:firstLine="851"/>
@@ -1787,7 +1474,7 @@
   </w:style>
   <w:style w:type="paragraph" w:styleId="IndexHeading">
     <w:name w:val="index heading"/>
-    <w:basedOn w:val="Style12"/>
+    <w:basedOn w:val="user"/>
     <w:pPr/>
     <w:rPr/>
   </w:style>
@@ -2028,8 +1715,8 @@
       <w:lang w:val="en-US"/>
     </w:rPr>
   </w:style>
-  <w:style w:type="paragraph" w:styleId="Style14">
-    <w:name w:val="Верхній і нижній колонтитули"/>
+  <w:style w:type="paragraph" w:styleId="user2">
+    <w:name w:val="Верхній і нижній колонтитули (user)"/>
     <w:basedOn w:val="Normal"/>
     <w:qFormat/>
     <w:pPr>
@@ -2042,16 +1729,23 @@
     </w:pPr>
     <w:rPr/>
   </w:style>
+  <w:style w:type="paragraph" w:styleId="Style14">
+    <w:name w:val="Верхній і нижній колонтитули"/>
+    <w:basedOn w:val="Normal"/>
+    <w:qFormat/>
+    <w:pPr/>
+    <w:rPr/>
+  </w:style>
   <w:style w:type="paragraph" w:styleId="Footer">
     <w:name w:val="footer"/>
-    <w:basedOn w:val="Style14"/>
+    <w:basedOn w:val="user2"/>
     <w:pPr>
       <w:suppressLineNumbers/>
     </w:pPr>
     <w:rPr/>
   </w:style>
-  <w:style w:type="numbering" w:styleId="Style15">
-    <w:name w:val="Без маркерів"/>
+  <w:style w:type="numbering" w:styleId="user3">
+    <w:name w:val="Без маркерів (user)"/>
     <w:qFormat/>
   </w:style>
 </w:styles>
